--- a/PITNN_README.docx
+++ b/PITNN_README.docx
@@ -82,7 +82,35 @@
         <w:rPr>
           <w:color w:val="5D6D7E"/>
         </w:rPr>
-        <w:t>Chukwuemeka Nzeadibe  |  Mississippi State University  |  2026</w:t>
+        <w:t xml:space="preserve">Chukwuemeka </w:t>
+      </w:r>
+      <w:proofErr w:type="gramStart"/>
+      <w:r>
+        <w:rPr>
+          <w:color w:val="5D6D7E"/>
+        </w:rPr>
+        <w:t>Nzeadibe  |</w:t>
+      </w:r>
+      <w:proofErr w:type="gramEnd"/>
+      <w:r>
+        <w:rPr>
+          <w:color w:val="5D6D7E"/>
+        </w:rPr>
+        <w:t xml:space="preserve">  Mississippi State </w:t>
+      </w:r>
+      <w:proofErr w:type="gramStart"/>
+      <w:r>
+        <w:rPr>
+          <w:color w:val="5D6D7E"/>
+        </w:rPr>
+        <w:t>University  |</w:t>
+      </w:r>
+      <w:proofErr w:type="gramEnd"/>
+      <w:r>
+        <w:rPr>
+          <w:color w:val="5D6D7E"/>
+        </w:rPr>
+        <w:t xml:space="preserve">  2026</w:t>
       </w:r>
     </w:p>
     <w:p>
@@ -96,7 +124,79 @@
           <w:sz w:val="20"/>
           <w:szCs w:val="20"/>
         </w:rPr>
-        <w:t>High-Power Configuration: V1=V2=800V  |  Lk=10µH  |  fsw=100kHz  |  5kW–70kW</w:t>
+        <w:t>High-Power Configuration: V1=V2=800</w:t>
+      </w:r>
+      <w:proofErr w:type="gramStart"/>
+      <w:r>
+        <w:rPr>
+          <w:color w:val="5D6D7E"/>
+          <w:sz w:val="20"/>
+          <w:szCs w:val="20"/>
+        </w:rPr>
+        <w:t>V  |</w:t>
+      </w:r>
+      <w:proofErr w:type="gramEnd"/>
+      <w:r>
+        <w:rPr>
+          <w:color w:val="5D6D7E"/>
+          <w:sz w:val="20"/>
+          <w:szCs w:val="20"/>
+        </w:rPr>
+        <w:t xml:space="preserve">  Lk=10</w:t>
+      </w:r>
+      <w:proofErr w:type="gramStart"/>
+      <w:r>
+        <w:rPr>
+          <w:color w:val="5D6D7E"/>
+          <w:sz w:val="20"/>
+          <w:szCs w:val="20"/>
+        </w:rPr>
+        <w:t>µH  |</w:t>
+      </w:r>
+      <w:proofErr w:type="gramEnd"/>
+      <w:r>
+        <w:rPr>
+          <w:color w:val="5D6D7E"/>
+          <w:sz w:val="20"/>
+          <w:szCs w:val="20"/>
+        </w:rPr>
+        <w:t xml:space="preserve">  </w:t>
+      </w:r>
+      <w:proofErr w:type="spellStart"/>
+      <w:r>
+        <w:rPr>
+          <w:color w:val="5D6D7E"/>
+          <w:sz w:val="20"/>
+          <w:szCs w:val="20"/>
+        </w:rPr>
+        <w:t>fsw</w:t>
+      </w:r>
+      <w:proofErr w:type="spellEnd"/>
+      <w:r>
+        <w:rPr>
+          <w:color w:val="5D6D7E"/>
+          <w:sz w:val="20"/>
+          <w:szCs w:val="20"/>
+        </w:rPr>
+        <w:t>=100</w:t>
+      </w:r>
+      <w:proofErr w:type="gramStart"/>
+      <w:r>
+        <w:rPr>
+          <w:color w:val="5D6D7E"/>
+          <w:sz w:val="20"/>
+          <w:szCs w:val="20"/>
+        </w:rPr>
+        <w:t>kHz  |</w:t>
+      </w:r>
+      <w:proofErr w:type="gramEnd"/>
+      <w:r>
+        <w:rPr>
+          <w:color w:val="5D6D7E"/>
+          <w:sz w:val="20"/>
+          <w:szCs w:val="20"/>
+        </w:rPr>
+        <w:t xml:space="preserve">  5kW–70kW</w:t>
       </w:r>
     </w:p>
     <w:p>
@@ -121,7 +221,15 @@
         <w:spacing w:before="80" w:after="100"/>
       </w:pPr>
       <w:r>
-        <w:t>This project implements a Physics-Informed Transformer Neural Network (PITNN) that learns to compute optimal Triple Phase Shift (TPS) modulation angles for a high-power Dual Active Bridge (DAB) DC-DC converter in real time, replacing a conventional 68ms iterative optimiser with a sub-50µs neural network forward pass.</w:t>
+        <w:t xml:space="preserve">This project implements a Physics-Informed Transformer Neural Network (PITNN) that learns to compute optimal Triple Phase Shift (TPS) modulation angles for a high-power Dual Active Bridge (DAB) DC-DC converter in real time, replacing a conventional 68ms iterative </w:t>
+      </w:r>
+      <w:proofErr w:type="spellStart"/>
+      <w:r>
+        <w:t>optimiser</w:t>
+      </w:r>
+      <w:proofErr w:type="spellEnd"/>
+      <w:r>
+        <w:t xml:space="preserve"> with a sub-50µs neural network forward pass.</w:t>
       </w:r>
     </w:p>
     <w:p>
@@ -549,8 +657,17 @@
                 <w:sz w:val="20"/>
                 <w:szCs w:val="20"/>
               </w:rPr>
-              <w:t>Switching frequency fsw</w:t>
-            </w:r>
+              <w:t xml:space="preserve">Switching frequency </w:t>
+            </w:r>
+            <w:proofErr w:type="spellStart"/>
+            <w:r>
+              <w:rPr>
+                <w:sz w:val="20"/>
+                <w:szCs w:val="20"/>
+              </w:rPr>
+              <w:t>fsw</w:t>
+            </w:r>
+            <w:proofErr w:type="spellEnd"/>
           </w:p>
         </w:tc>
         <w:tc>
@@ -722,6 +839,7 @@
             </w:tcMar>
           </w:tcPr>
           <w:p>
+            <w:proofErr w:type="spellStart"/>
             <w:r>
               <w:rPr>
                 <w:sz w:val="20"/>
@@ -729,6 +847,7 @@
               </w:rPr>
               <w:t>P_max</w:t>
             </w:r>
+            <w:proofErr w:type="spellEnd"/>
           </w:p>
         </w:tc>
         <w:tc>
@@ -900,12 +1019,21 @@
             </w:tcMar>
           </w:tcPr>
           <w:p>
-            <w:r>
-              <w:rPr>
-                <w:sz w:val="20"/>
-                <w:szCs w:val="20"/>
-              </w:rPr>
-              <w:t>P_min (physics floor)</w:t>
+            <w:proofErr w:type="spellStart"/>
+            <w:r>
+              <w:rPr>
+                <w:sz w:val="20"/>
+                <w:szCs w:val="20"/>
+              </w:rPr>
+              <w:t>P_min</w:t>
+            </w:r>
+            <w:proofErr w:type="spellEnd"/>
+            <w:r>
+              <w:rPr>
+                <w:sz w:val="20"/>
+                <w:szCs w:val="20"/>
+              </w:rPr>
+              <w:t xml:space="preserve"> (physics floor)</w:t>
             </w:r>
           </w:p>
         </w:tc>
@@ -1412,8 +1540,13 @@
       <w:pPr>
         <w:pStyle w:val="Heading2"/>
       </w:pPr>
-      <w:r>
-        <w:t>3.1  Python Requirements</w:t>
+      <w:proofErr w:type="gramStart"/>
+      <w:r>
+        <w:t>3.1  Python</w:t>
+      </w:r>
+      <w:proofErr w:type="gramEnd"/>
+      <w:r>
+        <w:t xml:space="preserve"> Requirements</w:t>
       </w:r>
     </w:p>
     <w:p>
@@ -1431,6 +1564,7 @@
         <w:spacing w:before="40" w:after="40"/>
         <w:ind w:left="360" w:right="360"/>
       </w:pPr>
+      <w:proofErr w:type="gramStart"/>
       <w:r>
         <w:rPr>
           <w:rFonts w:ascii="Courier New" w:eastAsia="Courier New" w:hAnsi="Courier New" w:cs="Courier New"/>
@@ -1438,7 +1572,77 @@
           <w:sz w:val="19"/>
           <w:szCs w:val="19"/>
         </w:rPr>
-        <w:t>pip install torch numpy matplotlib scipy opencv-python</w:t>
+        <w:t>pip</w:t>
+      </w:r>
+      <w:proofErr w:type="gramEnd"/>
+      <w:r>
+        <w:rPr>
+          <w:rFonts w:ascii="Courier New" w:eastAsia="Courier New" w:hAnsi="Courier New" w:cs="Courier New"/>
+          <w:color w:val="2C3E50"/>
+          <w:sz w:val="19"/>
+          <w:szCs w:val="19"/>
+        </w:rPr>
+        <w:t xml:space="preserve"> install torch </w:t>
+      </w:r>
+      <w:proofErr w:type="spellStart"/>
+      <w:r>
+        <w:rPr>
+          <w:rFonts w:ascii="Courier New" w:eastAsia="Courier New" w:hAnsi="Courier New" w:cs="Courier New"/>
+          <w:color w:val="2C3E50"/>
+          <w:sz w:val="19"/>
+          <w:szCs w:val="19"/>
+        </w:rPr>
+        <w:t>numpy</w:t>
+      </w:r>
+      <w:proofErr w:type="spellEnd"/>
+      <w:r>
+        <w:rPr>
+          <w:rFonts w:ascii="Courier New" w:eastAsia="Courier New" w:hAnsi="Courier New" w:cs="Courier New"/>
+          <w:color w:val="2C3E50"/>
+          <w:sz w:val="19"/>
+          <w:szCs w:val="19"/>
+        </w:rPr>
+        <w:t xml:space="preserve"> matplotlib </w:t>
+      </w:r>
+      <w:proofErr w:type="spellStart"/>
+      <w:r>
+        <w:rPr>
+          <w:rFonts w:ascii="Courier New" w:eastAsia="Courier New" w:hAnsi="Courier New" w:cs="Courier New"/>
+          <w:color w:val="2C3E50"/>
+          <w:sz w:val="19"/>
+          <w:szCs w:val="19"/>
+        </w:rPr>
+        <w:t>scipy</w:t>
+      </w:r>
+      <w:proofErr w:type="spellEnd"/>
+      <w:r>
+        <w:rPr>
+          <w:rFonts w:ascii="Courier New" w:eastAsia="Courier New" w:hAnsi="Courier New" w:cs="Courier New"/>
+          <w:color w:val="2C3E50"/>
+          <w:sz w:val="19"/>
+          <w:szCs w:val="19"/>
+        </w:rPr>
+        <w:t xml:space="preserve"> </w:t>
+      </w:r>
+      <w:proofErr w:type="spellStart"/>
+      <w:r>
+        <w:rPr>
+          <w:rFonts w:ascii="Courier New" w:eastAsia="Courier New" w:hAnsi="Courier New" w:cs="Courier New"/>
+          <w:color w:val="2C3E50"/>
+          <w:sz w:val="19"/>
+          <w:szCs w:val="19"/>
+        </w:rPr>
+        <w:t>opencv</w:t>
+      </w:r>
+      <w:proofErr w:type="spellEnd"/>
+      <w:r>
+        <w:rPr>
+          <w:rFonts w:ascii="Courier New" w:eastAsia="Courier New" w:hAnsi="Courier New" w:cs="Courier New"/>
+          <w:color w:val="2C3E50"/>
+          <w:sz w:val="19"/>
+          <w:szCs w:val="19"/>
+        </w:rPr>
+        <w:t>-python</w:t>
       </w:r>
     </w:p>
     <w:p>
@@ -1465,6 +1669,7 @@
       <w:pPr>
         <w:spacing w:before="80" w:after="100"/>
       </w:pPr>
+      <w:proofErr w:type="spellStart"/>
       <w:r>
         <w:rPr>
           <w:b/>
@@ -1472,6 +1677,7 @@
         </w:rPr>
         <w:t>numpy</w:t>
       </w:r>
+      <w:proofErr w:type="spellEnd"/>
       <w:r>
         <w:t xml:space="preserve"> — array operations and dataset management</w:t>
       </w:r>
@@ -1495,6 +1701,7 @@
       <w:pPr>
         <w:spacing w:before="80" w:after="100"/>
       </w:pPr>
+      <w:proofErr w:type="spellStart"/>
       <w:r>
         <w:rPr>
           <w:b/>
@@ -1502,20 +1709,38 @@
         </w:rPr>
         <w:t>scipy</w:t>
       </w:r>
-      <w:r>
-        <w:t xml:space="preserve"> — brentq root-finding for label generation</w:t>
+      <w:proofErr w:type="spellEnd"/>
+      <w:r>
+        <w:t xml:space="preserve"> — </w:t>
+      </w:r>
+      <w:proofErr w:type="spellStart"/>
+      <w:r>
+        <w:t>brentq</w:t>
+      </w:r>
+      <w:proofErr w:type="spellEnd"/>
+      <w:r>
+        <w:t xml:space="preserve"> root-finding for label generation</w:t>
       </w:r>
     </w:p>
     <w:p>
       <w:pPr>
         <w:spacing w:before="80" w:after="100"/>
       </w:pPr>
+      <w:proofErr w:type="spellStart"/>
       <w:r>
         <w:rPr>
           <w:b/>
           <w:bCs/>
         </w:rPr>
-        <w:t>opencv-python</w:t>
+        <w:t>opencv</w:t>
+      </w:r>
+      <w:proofErr w:type="spellEnd"/>
+      <w:r>
+        <w:rPr>
+          <w:b/>
+          <w:bCs/>
+        </w:rPr>
+        <w:t>-python</w:t>
       </w:r>
       <w:r>
         <w:t xml:space="preserve"> — oscilloscope video frame extraction</w:t>
@@ -1530,8 +1755,13 @@
       <w:pPr>
         <w:pStyle w:val="Heading2"/>
       </w:pPr>
-      <w:r>
-        <w:t>3.2  GPU Acceleration (Recommended)</w:t>
+      <w:proofErr w:type="gramStart"/>
+      <w:r>
+        <w:t>3.2  GPU</w:t>
+      </w:r>
+      <w:proofErr w:type="gramEnd"/>
+      <w:r>
+        <w:t xml:space="preserve"> Acceleration (Recommended)</w:t>
       </w:r>
     </w:p>
     <w:p>
@@ -1555,7 +1785,87 @@
           <w:sz w:val="19"/>
           <w:szCs w:val="19"/>
         </w:rPr>
-        <w:t># Automatic — no changes required device = 'cuda' if torch.cuda.is_available() else 'cpu'</w:t>
+        <w:t># Automatic — no changes required device = '</w:t>
+      </w:r>
+      <w:proofErr w:type="spellStart"/>
+      <w:r>
+        <w:rPr>
+          <w:rFonts w:ascii="Courier New" w:eastAsia="Courier New" w:hAnsi="Courier New" w:cs="Courier New"/>
+          <w:color w:val="2C3E50"/>
+          <w:sz w:val="19"/>
+          <w:szCs w:val="19"/>
+        </w:rPr>
+        <w:t>cuda</w:t>
+      </w:r>
+      <w:proofErr w:type="spellEnd"/>
+      <w:r>
+        <w:rPr>
+          <w:rFonts w:ascii="Courier New" w:eastAsia="Courier New" w:hAnsi="Courier New" w:cs="Courier New"/>
+          <w:color w:val="2C3E50"/>
+          <w:sz w:val="19"/>
+          <w:szCs w:val="19"/>
+        </w:rPr>
+        <w:t xml:space="preserve">' if </w:t>
+      </w:r>
+      <w:proofErr w:type="spellStart"/>
+      <w:r>
+        <w:rPr>
+          <w:rFonts w:ascii="Courier New" w:eastAsia="Courier New" w:hAnsi="Courier New" w:cs="Courier New"/>
+          <w:color w:val="2C3E50"/>
+          <w:sz w:val="19"/>
+          <w:szCs w:val="19"/>
+        </w:rPr>
+        <w:t>torch.cuda.is_</w:t>
+      </w:r>
+      <w:proofErr w:type="gramStart"/>
+      <w:r>
+        <w:rPr>
+          <w:rFonts w:ascii="Courier New" w:eastAsia="Courier New" w:hAnsi="Courier New" w:cs="Courier New"/>
+          <w:color w:val="2C3E50"/>
+          <w:sz w:val="19"/>
+          <w:szCs w:val="19"/>
+        </w:rPr>
+        <w:t>available</w:t>
+      </w:r>
+      <w:proofErr w:type="spellEnd"/>
+      <w:r>
+        <w:rPr>
+          <w:rFonts w:ascii="Courier New" w:eastAsia="Courier New" w:hAnsi="Courier New" w:cs="Courier New"/>
+          <w:color w:val="2C3E50"/>
+          <w:sz w:val="19"/>
+          <w:szCs w:val="19"/>
+        </w:rPr>
+        <w:t>(</w:t>
+      </w:r>
+      <w:proofErr w:type="gramEnd"/>
+      <w:r>
+        <w:rPr>
+          <w:rFonts w:ascii="Courier New" w:eastAsia="Courier New" w:hAnsi="Courier New" w:cs="Courier New"/>
+          <w:color w:val="2C3E50"/>
+          <w:sz w:val="19"/>
+          <w:szCs w:val="19"/>
+        </w:rPr>
+        <w:t>) else '</w:t>
+      </w:r>
+      <w:proofErr w:type="spellStart"/>
+      <w:r>
+        <w:rPr>
+          <w:rFonts w:ascii="Courier New" w:eastAsia="Courier New" w:hAnsi="Courier New" w:cs="Courier New"/>
+          <w:color w:val="2C3E50"/>
+          <w:sz w:val="19"/>
+          <w:szCs w:val="19"/>
+        </w:rPr>
+        <w:t>cpu</w:t>
+      </w:r>
+      <w:proofErr w:type="spellEnd"/>
+      <w:r>
+        <w:rPr>
+          <w:rFonts w:ascii="Courier New" w:eastAsia="Courier New" w:hAnsi="Courier New" w:cs="Courier New"/>
+          <w:color w:val="2C3E50"/>
+          <w:sz w:val="19"/>
+          <w:szCs w:val="19"/>
+        </w:rPr>
+        <w:t>'</w:t>
       </w:r>
     </w:p>
     <w:p>
@@ -1568,7 +1878,23 @@
         <w:spacing w:before="80" w:after="100"/>
       </w:pPr>
       <w:r>
-        <w:t>For CUDA support, install the GPU version of PyTorch from pytorch.org matching your CUDA version. The model trains in approximately 5 minutes on a modern GPU and 30–45 minutes on CPU.</w:t>
+        <w:t xml:space="preserve">For CUDA support, install the GPU version of </w:t>
+      </w:r>
+      <w:proofErr w:type="spellStart"/>
+      <w:r>
+        <w:t>PyTorch</w:t>
+      </w:r>
+      <w:proofErr w:type="spellEnd"/>
+      <w:r>
+        <w:t xml:space="preserve"> from </w:t>
+      </w:r>
+      <w:proofErr w:type="gramStart"/>
+      <w:r>
+        <w:t>pytorch.org</w:t>
+      </w:r>
+      <w:proofErr w:type="gramEnd"/>
+      <w:r>
+        <w:t xml:space="preserve"> matching your CUDA version. The model trains in approximately 5 minutes on a modern GPU and 30–45 minutes on CPU.</w:t>
       </w:r>
     </w:p>
     <w:p>
@@ -1591,8 +1917,13 @@
       <w:pPr>
         <w:pStyle w:val="Heading2"/>
       </w:pPr>
-      <w:r>
-        <w:t>4.1  Standard Training (Synthetic Data Only)</w:t>
+      <w:proofErr w:type="gramStart"/>
+      <w:r>
+        <w:t>4.1  Standard</w:t>
+      </w:r>
+      <w:proofErr w:type="gramEnd"/>
+      <w:r>
+        <w:t xml:space="preserve"> Training (Synthetic Data Only)</w:t>
       </w:r>
     </w:p>
     <w:p>
@@ -1906,7 +2237,23 @@
                 <w:sz w:val="20"/>
                 <w:szCs w:val="20"/>
               </w:rPr>
-              <w:t>Generates 10,000 synthetic samples via brentq solver</w:t>
+              <w:t xml:space="preserve">Generates 10,000 synthetic samples via </w:t>
+            </w:r>
+            <w:proofErr w:type="spellStart"/>
+            <w:r>
+              <w:rPr>
+                <w:sz w:val="20"/>
+                <w:szCs w:val="20"/>
+              </w:rPr>
+              <w:t>brentq</w:t>
+            </w:r>
+            <w:proofErr w:type="spellEnd"/>
+            <w:r>
+              <w:rPr>
+                <w:sz w:val="20"/>
+                <w:szCs w:val="20"/>
+              </w:rPr>
+              <w:t xml:space="preserve"> solver</w:t>
             </w:r>
           </w:p>
         </w:tc>
@@ -2084,7 +2431,23 @@
                 <w:sz w:val="20"/>
                 <w:szCs w:val="20"/>
               </w:rPr>
-              <w:t>150 epochs, Adam lr=1e-4, weighted MSE on φ3</w:t>
+              <w:t xml:space="preserve">150 epochs, Adam </w:t>
+            </w:r>
+            <w:proofErr w:type="spellStart"/>
+            <w:r>
+              <w:rPr>
+                <w:sz w:val="20"/>
+                <w:szCs w:val="20"/>
+              </w:rPr>
+              <w:t>lr</w:t>
+            </w:r>
+            <w:proofErr w:type="spellEnd"/>
+            <w:r>
+              <w:rPr>
+                <w:sz w:val="20"/>
+                <w:szCs w:val="20"/>
+              </w:rPr>
+              <w:t>=1e-4, weighted MSE on φ3</w:t>
             </w:r>
           </w:p>
         </w:tc>
@@ -2413,7 +2776,15 @@
           </w:tcPr>
           <w:p>
             <w:r>
-              <w:t>Test MAE:  0.068°  (sub-degree accuracy)</w:t>
+              <w:t>Test MAE:  0.068</w:t>
+            </w:r>
+            <w:proofErr w:type="gramStart"/>
+            <w:r>
+              <w:t>°  (</w:t>
+            </w:r>
+            <w:proofErr w:type="gramEnd"/>
+            <w:r>
+              <w:t>sub-degree accuracy)</w:t>
             </w:r>
           </w:p>
         </w:tc>
@@ -2444,7 +2815,15 @@
           </w:tcPr>
           <w:p>
             <w:r>
-              <w:t>Best val:  0.00003</w:t>
+              <w:t xml:space="preserve">Best </w:t>
+            </w:r>
+            <w:proofErr w:type="spellStart"/>
+            <w:r>
+              <w:t>val</w:t>
+            </w:r>
+            <w:proofErr w:type="spellEnd"/>
+            <w:r>
+              <w:t>:  0.00003</w:t>
             </w:r>
           </w:p>
         </w:tc>
@@ -2490,8 +2869,21 @@
       <w:pPr>
         <w:pStyle w:val="Heading2"/>
       </w:pPr>
-      <w:r>
-        <w:t>4.2  Training With Oscilloscope Video</w:t>
+      <w:proofErr w:type="gramStart"/>
+      <w:r>
+        <w:t>4.2  Training</w:t>
+      </w:r>
+      <w:proofErr w:type="gramEnd"/>
+      <w:r>
+        <w:t xml:space="preserve"> </w:t>
+      </w:r>
+      <w:proofErr w:type="gramStart"/>
+      <w:r>
+        <w:t>With</w:t>
+      </w:r>
+      <w:proofErr w:type="gramEnd"/>
+      <w:r>
+        <w:t xml:space="preserve"> Oscilloscope Video</w:t>
       </w:r>
     </w:p>
     <w:p>
@@ -2798,7 +3190,23 @@
                 <w:sz w:val="20"/>
                 <w:szCs w:val="20"/>
               </w:rPr>
-              <w:t>PLECS / LTspice / PSIM waveform window</w:t>
+              <w:t xml:space="preserve">PLECS / </w:t>
+            </w:r>
+            <w:proofErr w:type="spellStart"/>
+            <w:r>
+              <w:rPr>
+                <w:sz w:val="20"/>
+                <w:szCs w:val="20"/>
+              </w:rPr>
+              <w:t>LTspice</w:t>
+            </w:r>
+            <w:proofErr w:type="spellEnd"/>
+            <w:r>
+              <w:rPr>
+                <w:sz w:val="20"/>
+                <w:szCs w:val="20"/>
+              </w:rPr>
+              <w:t xml:space="preserve"> / PSIM waveform window</w:t>
             </w:r>
           </w:p>
         </w:tc>
@@ -2860,7 +3268,55 @@
                 <w:sz w:val="20"/>
                 <w:szCs w:val="20"/>
               </w:rPr>
-              <w:t>Multi-channel capture (CH1=vab, CH2=nvcd, CH3=iL)</w:t>
+              <w:t>Multi-channel capture (CH1=</w:t>
+            </w:r>
+            <w:proofErr w:type="spellStart"/>
+            <w:r>
+              <w:rPr>
+                <w:sz w:val="20"/>
+                <w:szCs w:val="20"/>
+              </w:rPr>
+              <w:t>vab</w:t>
+            </w:r>
+            <w:proofErr w:type="spellEnd"/>
+            <w:r>
+              <w:rPr>
+                <w:sz w:val="20"/>
+                <w:szCs w:val="20"/>
+              </w:rPr>
+              <w:t>, CH2=</w:t>
+            </w:r>
+            <w:proofErr w:type="spellStart"/>
+            <w:r>
+              <w:rPr>
+                <w:sz w:val="20"/>
+                <w:szCs w:val="20"/>
+              </w:rPr>
+              <w:t>nvcd</w:t>
+            </w:r>
+            <w:proofErr w:type="spellEnd"/>
+            <w:r>
+              <w:rPr>
+                <w:sz w:val="20"/>
+                <w:szCs w:val="20"/>
+              </w:rPr>
+              <w:t>, CH3=</w:t>
+            </w:r>
+            <w:proofErr w:type="spellStart"/>
+            <w:r>
+              <w:rPr>
+                <w:sz w:val="20"/>
+                <w:szCs w:val="20"/>
+              </w:rPr>
+              <w:t>iL</w:t>
+            </w:r>
+            <w:proofErr w:type="spellEnd"/>
+            <w:r>
+              <w:rPr>
+                <w:sz w:val="20"/>
+                <w:szCs w:val="20"/>
+              </w:rPr>
+              <w:t>)</w:t>
             </w:r>
           </w:p>
         </w:tc>
@@ -3011,7 +3467,23 @@
           </w:tcPr>
           <w:p>
             <w:r>
-              <w:t>Channels: CH1 = vab (primary bridge voltage), CH2 = nvcd (secondary voltage)</w:t>
+              <w:t xml:space="preserve">Channels: CH1 = </w:t>
+            </w:r>
+            <w:proofErr w:type="spellStart"/>
+            <w:r>
+              <w:t>vab</w:t>
+            </w:r>
+            <w:proofErr w:type="spellEnd"/>
+            <w:r>
+              <w:t xml:space="preserve"> (primary bridge voltage), CH2 = </w:t>
+            </w:r>
+            <w:proofErr w:type="spellStart"/>
+            <w:r>
+              <w:t>nvcd</w:t>
+            </w:r>
+            <w:proofErr w:type="spellEnd"/>
+            <w:r>
+              <w:t xml:space="preserve"> (secondary voltage)</w:t>
             </w:r>
           </w:p>
         </w:tc>
@@ -3042,7 +3514,15 @@
           </w:tcPr>
           <w:p>
             <w:r>
-              <w:t>Optional: CH3 = iL (inductor current via Rogowski coil)</w:t>
+              <w:t xml:space="preserve">Optional: CH3 = </w:t>
+            </w:r>
+            <w:proofErr w:type="spellStart"/>
+            <w:r>
+              <w:t>iL</w:t>
+            </w:r>
+            <w:proofErr w:type="spellEnd"/>
+            <w:r>
+              <w:t xml:space="preserve"> (inductor current via Rogowski coil)</w:t>
             </w:r>
           </w:p>
         </w:tc>
@@ -3124,9 +3604,14 @@
       <w:pPr>
         <w:pStyle w:val="Heading2"/>
       </w:pPr>
+      <w:proofErr w:type="gramStart"/>
       <w:r>
         <w:lastRenderedPageBreak/>
-        <w:t>5.1  Demo Mode (Default — No Hardware Required)</w:t>
+        <w:t>5.1  Demo</w:t>
+      </w:r>
+      <w:proofErr w:type="gramEnd"/>
+      <w:r>
+        <w:t xml:space="preserve"> Mode (Default — No Hardware Required)</w:t>
       </w:r>
     </w:p>
     <w:p>
@@ -3162,8 +3647,13 @@
       <w:pPr>
         <w:pStyle w:val="Heading2"/>
       </w:pPr>
-      <w:r>
-        <w:t>5.2  Closed-Loop Simulation Mode</w:t>
+      <w:proofErr w:type="gramStart"/>
+      <w:r>
+        <w:t>5.2  Closed</w:t>
+      </w:r>
+      <w:proofErr w:type="gramEnd"/>
+      <w:r>
+        <w:t>-Loop Simulation Mode</w:t>
       </w:r>
     </w:p>
     <w:p>
@@ -3171,7 +3661,15 @@
         <w:spacing w:before="80" w:after="100"/>
       </w:pPr>
       <w:r>
-        <w:t>Runs the full control architecture from the paper: outer PI voltage regulator generates Pref, PITNN inner loop computes phase shifts, DABPhysics model acts as the plant, output capacitor model updates V2 each cycle. Shows voltage convergence to Vref:</w:t>
+        <w:t xml:space="preserve">Runs the full control architecture from the paper: outer PI voltage regulator generates Pref, PITNN inner loop computes phase shifts, </w:t>
+      </w:r>
+      <w:proofErr w:type="spellStart"/>
+      <w:r>
+        <w:t>DABPhysics</w:t>
+      </w:r>
+      <w:proofErr w:type="spellEnd"/>
+      <w:r>
+        <w:t xml:space="preserve"> model acts as the plant, output capacitor model updates V2 each cycle. Shows voltage convergence to Vref:</w:t>
       </w:r>
     </w:p>
     <w:p>
@@ -3187,7 +3685,67 @@
           <w:sz w:val="19"/>
           <w:szCs w:val="19"/>
         </w:rPr>
-        <w:t>python pitnn_deploy.py --mode closed_loop # With custom parameters: python pitnn_deploy.py --mode closed_loop --Vref 800 --Pmax 50000 --cycles 500</w:t>
+        <w:t xml:space="preserve">python pitnn_deploy.py --mode </w:t>
+      </w:r>
+      <w:proofErr w:type="spellStart"/>
+      <w:r>
+        <w:rPr>
+          <w:rFonts w:ascii="Courier New" w:eastAsia="Courier New" w:hAnsi="Courier New" w:cs="Courier New"/>
+          <w:color w:val="2C3E50"/>
+          <w:sz w:val="19"/>
+          <w:szCs w:val="19"/>
+        </w:rPr>
+        <w:t>closed_loop</w:t>
+      </w:r>
+      <w:proofErr w:type="spellEnd"/>
+      <w:r>
+        <w:rPr>
+          <w:rFonts w:ascii="Courier New" w:eastAsia="Courier New" w:hAnsi="Courier New" w:cs="Courier New"/>
+          <w:color w:val="2C3E50"/>
+          <w:sz w:val="19"/>
+          <w:szCs w:val="19"/>
+        </w:rPr>
+        <w:t xml:space="preserve"> # With custom parameters: python pitnn_deploy.py --mode </w:t>
+      </w:r>
+      <w:proofErr w:type="spellStart"/>
+      <w:r>
+        <w:rPr>
+          <w:rFonts w:ascii="Courier New" w:eastAsia="Courier New" w:hAnsi="Courier New" w:cs="Courier New"/>
+          <w:color w:val="2C3E50"/>
+          <w:sz w:val="19"/>
+          <w:szCs w:val="19"/>
+        </w:rPr>
+        <w:t>closed_loop</w:t>
+      </w:r>
+      <w:proofErr w:type="spellEnd"/>
+      <w:r>
+        <w:rPr>
+          <w:rFonts w:ascii="Courier New" w:eastAsia="Courier New" w:hAnsi="Courier New" w:cs="Courier New"/>
+          <w:color w:val="2C3E50"/>
+          <w:sz w:val="19"/>
+          <w:szCs w:val="19"/>
+        </w:rPr>
+        <w:t xml:space="preserve"> --</w:t>
+      </w:r>
+      <w:proofErr w:type="spellStart"/>
+      <w:r>
+        <w:rPr>
+          <w:rFonts w:ascii="Courier New" w:eastAsia="Courier New" w:hAnsi="Courier New" w:cs="Courier New"/>
+          <w:color w:val="2C3E50"/>
+          <w:sz w:val="19"/>
+          <w:szCs w:val="19"/>
+        </w:rPr>
+        <w:t>Vref</w:t>
+      </w:r>
+      <w:proofErr w:type="spellEnd"/>
+      <w:r>
+        <w:rPr>
+          <w:rFonts w:ascii="Courier New" w:eastAsia="Courier New" w:hAnsi="Courier New" w:cs="Courier New"/>
+          <w:color w:val="2C3E50"/>
+          <w:sz w:val="19"/>
+          <w:szCs w:val="19"/>
+        </w:rPr>
+        <w:t xml:space="preserve"> 800 --Pmax 50000 --cycles 500</w:t>
       </w:r>
     </w:p>
     <w:p>
@@ -3199,8 +3757,13 @@
       <w:pPr>
         <w:pStyle w:val="Heading2"/>
       </w:pPr>
-      <w:r>
-        <w:t>5.3  Export Mode</w:t>
+      <w:proofErr w:type="gramStart"/>
+      <w:r>
+        <w:t>5.3  Export</w:t>
+      </w:r>
+      <w:proofErr w:type="gramEnd"/>
+      <w:r>
+        <w:t xml:space="preserve"> Mode</w:t>
       </w:r>
     </w:p>
     <w:p>
@@ -3381,7 +3944,23 @@
                 <w:sz w:val="20"/>
                 <w:szCs w:val="20"/>
               </w:rPr>
-              <w:t>C++ deployment via LibTorch — NVIDIA Jetson, embedded Linux</w:t>
+              <w:t xml:space="preserve">C++ deployment via </w:t>
+            </w:r>
+            <w:proofErr w:type="spellStart"/>
+            <w:r>
+              <w:rPr>
+                <w:sz w:val="20"/>
+                <w:szCs w:val="20"/>
+              </w:rPr>
+              <w:t>LibTorch</w:t>
+            </w:r>
+            <w:proofErr w:type="spellEnd"/>
+            <w:r>
+              <w:rPr>
+                <w:sz w:val="20"/>
+                <w:szCs w:val="20"/>
+              </w:rPr>
+              <w:t xml:space="preserve"> — NVIDIA Jetson, embedded Linux</w:t>
             </w:r>
           </w:p>
         </w:tc>
@@ -3411,13 +3990,24 @@
             </w:tcMar>
           </w:tcPr>
           <w:p>
-            <w:r>
-              <w:rPr>
-                <w:sz w:val="20"/>
-                <w:szCs w:val="20"/>
-              </w:rPr>
-              <w:t>pitnn_model.onnx</w:t>
-            </w:r>
+            <w:proofErr w:type="spellStart"/>
+            <w:r>
+              <w:rPr>
+                <w:sz w:val="20"/>
+                <w:szCs w:val="20"/>
+              </w:rPr>
+              <w:t>pitnn_</w:t>
+            </w:r>
+            <w:proofErr w:type="gramStart"/>
+            <w:r>
+              <w:rPr>
+                <w:sz w:val="20"/>
+                <w:szCs w:val="20"/>
+              </w:rPr>
+              <w:t>model.onnx</w:t>
+            </w:r>
+            <w:proofErr w:type="spellEnd"/>
+            <w:proofErr w:type="gramEnd"/>
           </w:p>
         </w:tc>
         <w:tc>
@@ -3443,7 +4033,39 @@
                 <w:sz w:val="20"/>
                 <w:szCs w:val="20"/>
               </w:rPr>
-              <w:t>ONNX Runtime, TensorRT, OpenVINO, ARM Cortex-M, Xilinx FPGA</w:t>
+              <w:t xml:space="preserve">ONNX Runtime, </w:t>
+            </w:r>
+            <w:proofErr w:type="spellStart"/>
+            <w:r>
+              <w:rPr>
+                <w:sz w:val="20"/>
+                <w:szCs w:val="20"/>
+              </w:rPr>
+              <w:t>TensorRT</w:t>
+            </w:r>
+            <w:proofErr w:type="spellEnd"/>
+            <w:r>
+              <w:rPr>
+                <w:sz w:val="20"/>
+                <w:szCs w:val="20"/>
+              </w:rPr>
+              <w:t xml:space="preserve">, </w:t>
+            </w:r>
+            <w:proofErr w:type="spellStart"/>
+            <w:r>
+              <w:rPr>
+                <w:sz w:val="20"/>
+                <w:szCs w:val="20"/>
+              </w:rPr>
+              <w:t>OpenVINO</w:t>
+            </w:r>
+            <w:proofErr w:type="spellEnd"/>
+            <w:r>
+              <w:rPr>
+                <w:sz w:val="20"/>
+                <w:szCs w:val="20"/>
+              </w:rPr>
+              <w:t>, ARM Cortex-M, Xilinx FPGA</w:t>
             </w:r>
           </w:p>
         </w:tc>
@@ -3473,6 +4095,7 @@
             </w:tcMar>
           </w:tcPr>
           <w:p>
+            <w:proofErr w:type="spellStart"/>
             <w:r>
               <w:rPr>
                 <w:sz w:val="20"/>
@@ -3480,6 +4103,7 @@
               </w:rPr>
               <w:t>pitnn_mu.npy</w:t>
             </w:r>
+            <w:proofErr w:type="spellEnd"/>
           </w:p>
         </w:tc>
         <w:tc>
@@ -3500,12 +4124,21 @@
             </w:tcMar>
           </w:tcPr>
           <w:p>
-            <w:r>
-              <w:rPr>
-                <w:sz w:val="20"/>
-                <w:szCs w:val="20"/>
-              </w:rPr>
-              <w:t>Normalisation mean — must be included with any embedded deployment</w:t>
+            <w:proofErr w:type="spellStart"/>
+            <w:r>
+              <w:rPr>
+                <w:sz w:val="20"/>
+                <w:szCs w:val="20"/>
+              </w:rPr>
+              <w:t>Normalisation</w:t>
+            </w:r>
+            <w:proofErr w:type="spellEnd"/>
+            <w:r>
+              <w:rPr>
+                <w:sz w:val="20"/>
+                <w:szCs w:val="20"/>
+              </w:rPr>
+              <w:t xml:space="preserve"> mean — must be included with any embedded deployment</w:t>
             </w:r>
           </w:p>
         </w:tc>
@@ -3535,6 +4168,7 @@
             </w:tcMar>
           </w:tcPr>
           <w:p>
+            <w:proofErr w:type="spellStart"/>
             <w:r>
               <w:rPr>
                 <w:sz w:val="20"/>
@@ -3542,6 +4176,7 @@
               </w:rPr>
               <w:t>pitnn_sigma.npy</w:t>
             </w:r>
+            <w:proofErr w:type="spellEnd"/>
           </w:p>
         </w:tc>
         <w:tc>
@@ -3562,12 +4197,21 @@
             </w:tcMar>
           </w:tcPr>
           <w:p>
-            <w:r>
-              <w:rPr>
-                <w:sz w:val="20"/>
-                <w:szCs w:val="20"/>
-              </w:rPr>
-              <w:t>Normalisation std — must be included with any embedded deployment</w:t>
+            <w:proofErr w:type="spellStart"/>
+            <w:r>
+              <w:rPr>
+                <w:sz w:val="20"/>
+                <w:szCs w:val="20"/>
+              </w:rPr>
+              <w:t>Normalisation</w:t>
+            </w:r>
+            <w:proofErr w:type="spellEnd"/>
+            <w:r>
+              <w:rPr>
+                <w:sz w:val="20"/>
+                <w:szCs w:val="20"/>
+              </w:rPr>
+              <w:t xml:space="preserve"> std — must be included with any embedded deployment</w:t>
             </w:r>
           </w:p>
         </w:tc>
@@ -3582,8 +4226,13 @@
       <w:pPr>
         <w:pStyle w:val="Heading2"/>
       </w:pPr>
-      <w:r>
-        <w:t>5.4  Hardware Mode</w:t>
+      <w:proofErr w:type="gramStart"/>
+      <w:r>
+        <w:t>5.4  Hardware</w:t>
+      </w:r>
+      <w:proofErr w:type="gramEnd"/>
+      <w:r>
+        <w:t xml:space="preserve"> Mode</w:t>
       </w:r>
     </w:p>
     <w:p>
@@ -3607,7 +4256,27 @@
           <w:sz w:val="19"/>
           <w:szCs w:val="19"/>
         </w:rPr>
-        <w:t>python pitnn_deploy.py --mode hardware # With duration and voltage reference: python pitnn_deploy.py --mode hardware --Vref 800 --Pmax 70000 --duration 60</w:t>
+        <w:t>python pitnn_deploy.py --mode hardware # With duration and voltage reference: python pitnn_deploy.py --mode hardware --</w:t>
+      </w:r>
+      <w:proofErr w:type="spellStart"/>
+      <w:r>
+        <w:rPr>
+          <w:rFonts w:ascii="Courier New" w:eastAsia="Courier New" w:hAnsi="Courier New" w:cs="Courier New"/>
+          <w:color w:val="2C3E50"/>
+          <w:sz w:val="19"/>
+          <w:szCs w:val="19"/>
+        </w:rPr>
+        <w:t>Vref</w:t>
+      </w:r>
+      <w:proofErr w:type="spellEnd"/>
+      <w:r>
+        <w:rPr>
+          <w:rFonts w:ascii="Courier New" w:eastAsia="Courier New" w:hAnsi="Courier New" w:cs="Courier New"/>
+          <w:color w:val="2C3E50"/>
+          <w:sz w:val="19"/>
+          <w:szCs w:val="19"/>
+        </w:rPr>
+        <w:t xml:space="preserve"> 800 --Pmax 70000 --duration 60</w:t>
       </w:r>
     </w:p>
     <w:p>
@@ -3697,7 +4366,28 @@
           </w:tcPr>
           <w:p>
             <w:r>
-              <w:t>V1_meas = adc.read_channel(0) * V1_SCALE    ← replace stub with real ADC read</w:t>
+              <w:t xml:space="preserve">V1_meas = </w:t>
+            </w:r>
+            <w:proofErr w:type="spellStart"/>
+            <w:proofErr w:type="gramStart"/>
+            <w:r>
+              <w:t>adc.read</w:t>
+            </w:r>
+            <w:proofErr w:type="gramEnd"/>
+            <w:r>
+              <w:t>_</w:t>
+            </w:r>
+            <w:proofErr w:type="gramStart"/>
+            <w:r>
+              <w:t>channel</w:t>
+            </w:r>
+            <w:proofErr w:type="spellEnd"/>
+            <w:r>
+              <w:t>(</w:t>
+            </w:r>
+            <w:proofErr w:type="gramEnd"/>
+            <w:r>
+              <w:t>0) * V1_SCALE    ← replace stub with real ADC read</w:t>
             </w:r>
           </w:p>
         </w:tc>
@@ -3728,7 +4418,28 @@
           </w:tcPr>
           <w:p>
             <w:r>
-              <w:t>V2_meas = adc.read_channel(1) * V2_SCALE    ← replace stub with real ADC read</w:t>
+              <w:t xml:space="preserve">V2_meas = </w:t>
+            </w:r>
+            <w:proofErr w:type="spellStart"/>
+            <w:proofErr w:type="gramStart"/>
+            <w:r>
+              <w:t>adc.read</w:t>
+            </w:r>
+            <w:proofErr w:type="gramEnd"/>
+            <w:r>
+              <w:t>_</w:t>
+            </w:r>
+            <w:proofErr w:type="gramStart"/>
+            <w:r>
+              <w:t>channel</w:t>
+            </w:r>
+            <w:proofErr w:type="spellEnd"/>
+            <w:r>
+              <w:t>(</w:t>
+            </w:r>
+            <w:proofErr w:type="gramEnd"/>
+            <w:r>
+              <w:t>1) * V2_SCALE    ← replace stub with real ADC read</w:t>
             </w:r>
           </w:p>
         </w:tc>
@@ -3758,8 +4469,34 @@
             </w:tcMar>
           </w:tcPr>
           <w:p>
-            <w:r>
-              <w:t>iL_meas = adc.read_channel(2) * IL_SCALE    ← replace stub with real ADC read</w:t>
+            <w:proofErr w:type="spellStart"/>
+            <w:r>
+              <w:t>iL_meas</w:t>
+            </w:r>
+            <w:proofErr w:type="spellEnd"/>
+            <w:r>
+              <w:t xml:space="preserve"> = </w:t>
+            </w:r>
+            <w:proofErr w:type="spellStart"/>
+            <w:proofErr w:type="gramStart"/>
+            <w:r>
+              <w:t>adc.read</w:t>
+            </w:r>
+            <w:proofErr w:type="gramEnd"/>
+            <w:r>
+              <w:t>_</w:t>
+            </w:r>
+            <w:proofErr w:type="gramStart"/>
+            <w:r>
+              <w:t>channel</w:t>
+            </w:r>
+            <w:proofErr w:type="spellEnd"/>
+            <w:r>
+              <w:t>(</w:t>
+            </w:r>
+            <w:proofErr w:type="gramEnd"/>
+            <w:r>
+              <w:t>2) * IL_SCALE    ← replace stub with real ADC read</w:t>
             </w:r>
           </w:p>
         </w:tc>
@@ -3789,8 +4526,21 @@
             </w:tcMar>
           </w:tcPr>
           <w:p>
-            <w:r>
-              <w:t>pwm_primary.set_duty(duty)                  ← replace with PWM register write</w:t>
+            <w:proofErr w:type="spellStart"/>
+            <w:r>
+              <w:t>pwm_primary.set_duty</w:t>
+            </w:r>
+            <w:proofErr w:type="spellEnd"/>
+            <w:r>
+              <w:t>(</w:t>
+            </w:r>
+            <w:proofErr w:type="gramStart"/>
+            <w:r>
+              <w:t xml:space="preserve">duty)   </w:t>
+            </w:r>
+            <w:proofErr w:type="gramEnd"/>
+            <w:r>
+              <w:t xml:space="preserve">               ← replace with PWM register write</w:t>
             </w:r>
           </w:p>
         </w:tc>
@@ -3820,9 +4570,30 @@
             </w:tcMar>
           </w:tcPr>
           <w:p>
+            <w:proofErr w:type="spellStart"/>
             <w:r>
               <w:lastRenderedPageBreak/>
-              <w:t>pwm_secondary.set_phase_delay(delay_s)      ← replace with PWM register write</w:t>
+              <w:t>pwm_secondary.set_phase_delay</w:t>
+            </w:r>
+            <w:proofErr w:type="spellEnd"/>
+            <w:r>
+              <w:t>(</w:t>
+            </w:r>
+            <w:proofErr w:type="spellStart"/>
+            <w:r>
+              <w:t>delay_</w:t>
+            </w:r>
+            <w:proofErr w:type="gramStart"/>
+            <w:r>
+              <w:t>s</w:t>
+            </w:r>
+            <w:proofErr w:type="spellEnd"/>
+            <w:r>
+              <w:t xml:space="preserve">)   </w:t>
+            </w:r>
+            <w:proofErr w:type="gramEnd"/>
+            <w:r>
+              <w:t xml:space="preserve">   ← replace with PWM register write</w:t>
             </w:r>
           </w:p>
         </w:tc>
@@ -3851,6 +4622,7 @@
       <w:r>
         <w:t xml:space="preserve">Import </w:t>
       </w:r>
+      <w:proofErr w:type="spellStart"/>
       <w:r>
         <w:rPr>
           <w:rFonts w:ascii="Courier New" w:eastAsia="Courier New" w:hAnsi="Courier New" w:cs="Courier New"/>
@@ -3860,6 +4632,7 @@
         </w:rPr>
         <w:t>DeployedController</w:t>
       </w:r>
+      <w:proofErr w:type="spellEnd"/>
       <w:r>
         <w:t xml:space="preserve"> directly into any script or system — this is the primary integration path for a physical prototype:</w:t>
       </w:r>
@@ -3882,7 +4655,147 @@
           <w:sz w:val="19"/>
           <w:szCs w:val="19"/>
         </w:rPr>
-        <w:t>from pitnn_deploy import DeployedController  # Load once at startup ctrl = DeployedController('pitnn_dab_checkpoint.pt')  # Call once per switching cycle in your real-time loop phi1, phi2, phi3 = ctrl.step(V1=800, V2=798, iL=27.5, Pref=20000)  # Convert to gate drive timing delay_us  = ctrl.phi3_to_delay_us(phi3)   # e.g. 0.35 µs duty_pct  = ctrl.phi1_to_duty_pct(phi1)   # always 95.0%</w:t>
+        <w:t xml:space="preserve">from </w:t>
+      </w:r>
+      <w:proofErr w:type="spellStart"/>
+      <w:r>
+        <w:rPr>
+          <w:rFonts w:ascii="Courier New" w:eastAsia="Courier New" w:hAnsi="Courier New" w:cs="Courier New"/>
+          <w:color w:val="2C3E50"/>
+          <w:sz w:val="19"/>
+          <w:szCs w:val="19"/>
+        </w:rPr>
+        <w:t>pitnn_deploy</w:t>
+      </w:r>
+      <w:proofErr w:type="spellEnd"/>
+      <w:r>
+        <w:rPr>
+          <w:rFonts w:ascii="Courier New" w:eastAsia="Courier New" w:hAnsi="Courier New" w:cs="Courier New"/>
+          <w:color w:val="2C3E50"/>
+          <w:sz w:val="19"/>
+          <w:szCs w:val="19"/>
+        </w:rPr>
+        <w:t xml:space="preserve"> import </w:t>
+      </w:r>
+      <w:proofErr w:type="spellStart"/>
+      <w:r>
+        <w:rPr>
+          <w:rFonts w:ascii="Courier New" w:eastAsia="Courier New" w:hAnsi="Courier New" w:cs="Courier New"/>
+          <w:color w:val="2C3E50"/>
+          <w:sz w:val="19"/>
+          <w:szCs w:val="19"/>
+        </w:rPr>
+        <w:t>DeployedController</w:t>
+      </w:r>
+      <w:proofErr w:type="spellEnd"/>
+      <w:r>
+        <w:rPr>
+          <w:rFonts w:ascii="Courier New" w:eastAsia="Courier New" w:hAnsi="Courier New" w:cs="Courier New"/>
+          <w:color w:val="2C3E50"/>
+          <w:sz w:val="19"/>
+          <w:szCs w:val="19"/>
+        </w:rPr>
+        <w:t xml:space="preserve">  # Load once at startup ctrl = </w:t>
+      </w:r>
+      <w:proofErr w:type="spellStart"/>
+      <w:r>
+        <w:rPr>
+          <w:rFonts w:ascii="Courier New" w:eastAsia="Courier New" w:hAnsi="Courier New" w:cs="Courier New"/>
+          <w:color w:val="2C3E50"/>
+          <w:sz w:val="19"/>
+          <w:szCs w:val="19"/>
+        </w:rPr>
+        <w:t>DeployedController</w:t>
+      </w:r>
+      <w:proofErr w:type="spellEnd"/>
+      <w:r>
+        <w:rPr>
+          <w:rFonts w:ascii="Courier New" w:eastAsia="Courier New" w:hAnsi="Courier New" w:cs="Courier New"/>
+          <w:color w:val="2C3E50"/>
+          <w:sz w:val="19"/>
+          <w:szCs w:val="19"/>
+        </w:rPr>
+        <w:t xml:space="preserve">('pitnn_dab_checkpoint.pt')  # Call once per switching cycle in your real-time loop phi1, phi2, phi3 = </w:t>
+      </w:r>
+      <w:proofErr w:type="spellStart"/>
+      <w:r>
+        <w:rPr>
+          <w:rFonts w:ascii="Courier New" w:eastAsia="Courier New" w:hAnsi="Courier New" w:cs="Courier New"/>
+          <w:color w:val="2C3E50"/>
+          <w:sz w:val="19"/>
+          <w:szCs w:val="19"/>
+        </w:rPr>
+        <w:t>ctrl.step</w:t>
+      </w:r>
+      <w:proofErr w:type="spellEnd"/>
+      <w:r>
+        <w:rPr>
+          <w:rFonts w:ascii="Courier New" w:eastAsia="Courier New" w:hAnsi="Courier New" w:cs="Courier New"/>
+          <w:color w:val="2C3E50"/>
+          <w:sz w:val="19"/>
+          <w:szCs w:val="19"/>
+        </w:rPr>
+        <w:t xml:space="preserve">(V1=800, V2=798, </w:t>
+      </w:r>
+      <w:proofErr w:type="spellStart"/>
+      <w:r>
+        <w:rPr>
+          <w:rFonts w:ascii="Courier New" w:eastAsia="Courier New" w:hAnsi="Courier New" w:cs="Courier New"/>
+          <w:color w:val="2C3E50"/>
+          <w:sz w:val="19"/>
+          <w:szCs w:val="19"/>
+        </w:rPr>
+        <w:t>iL</w:t>
+      </w:r>
+      <w:proofErr w:type="spellEnd"/>
+      <w:r>
+        <w:rPr>
+          <w:rFonts w:ascii="Courier New" w:eastAsia="Courier New" w:hAnsi="Courier New" w:cs="Courier New"/>
+          <w:color w:val="2C3E50"/>
+          <w:sz w:val="19"/>
+          <w:szCs w:val="19"/>
+        </w:rPr>
+        <w:t xml:space="preserve">=27.5, Pref=20000)  # Convert to gate drive timing </w:t>
+      </w:r>
+      <w:proofErr w:type="spellStart"/>
+      <w:r>
+        <w:rPr>
+          <w:rFonts w:ascii="Courier New" w:eastAsia="Courier New" w:hAnsi="Courier New" w:cs="Courier New"/>
+          <w:color w:val="2C3E50"/>
+          <w:sz w:val="19"/>
+          <w:szCs w:val="19"/>
+        </w:rPr>
+        <w:t>delay_us</w:t>
+      </w:r>
+      <w:proofErr w:type="spellEnd"/>
+      <w:r>
+        <w:rPr>
+          <w:rFonts w:ascii="Courier New" w:eastAsia="Courier New" w:hAnsi="Courier New" w:cs="Courier New"/>
+          <w:color w:val="2C3E50"/>
+          <w:sz w:val="19"/>
+          <w:szCs w:val="19"/>
+        </w:rPr>
+        <w:t xml:space="preserve">  = ctrl.phi3_to_delay_us(phi3)   # e.g. 0.35 µs </w:t>
+      </w:r>
+      <w:proofErr w:type="spellStart"/>
+      <w:r>
+        <w:rPr>
+          <w:rFonts w:ascii="Courier New" w:eastAsia="Courier New" w:hAnsi="Courier New" w:cs="Courier New"/>
+          <w:color w:val="2C3E50"/>
+          <w:sz w:val="19"/>
+          <w:szCs w:val="19"/>
+        </w:rPr>
+        <w:t>duty_pct</w:t>
+      </w:r>
+      <w:proofErr w:type="spellEnd"/>
+      <w:r>
+        <w:rPr>
+          <w:rFonts w:ascii="Courier New" w:eastAsia="Courier New" w:hAnsi="Courier New" w:cs="Courier New"/>
+          <w:color w:val="2C3E50"/>
+          <w:sz w:val="19"/>
+          <w:szCs w:val="19"/>
+        </w:rPr>
+        <w:t xml:space="preserve">  = ctrl.phi1_to_duty_pct(phi1)   # always 95.0%</w:t>
       </w:r>
     </w:p>
     <w:p>
@@ -3897,6 +4810,7 @@
       <w:r>
         <w:t xml:space="preserve">To include physics verification for monitoring during commissioning, pass </w:t>
       </w:r>
+      <w:proofErr w:type="spellStart"/>
       <w:r>
         <w:rPr>
           <w:rFonts w:ascii="Courier New" w:eastAsia="Courier New" w:hAnsi="Courier New" w:cs="Courier New"/>
@@ -3904,7 +4818,17 @@
           <w:sz w:val="20"/>
           <w:szCs w:val="20"/>
         </w:rPr>
-        <w:t>verify_physics=True</w:t>
+        <w:t>verify_physics</w:t>
+      </w:r>
+      <w:proofErr w:type="spellEnd"/>
+      <w:r>
+        <w:rPr>
+          <w:rFonts w:ascii="Courier New" w:eastAsia="Courier New" w:hAnsi="Courier New" w:cs="Courier New"/>
+          <w:color w:val="2C3E50"/>
+          <w:sz w:val="20"/>
+          <w:szCs w:val="20"/>
+        </w:rPr>
+        <w:t>=True</w:t>
       </w:r>
       <w:r>
         <w:t>:</w:t>
@@ -3923,7 +4847,167 @@
           <w:sz w:val="19"/>
           <w:szCs w:val="19"/>
         </w:rPr>
-        <w:t>phi1, phi2, phi3, info = ctrl.step(     V1=800, V2=798, iL=27.5, Pref=20000,     verify_physics=True ) print(f"Power: {info['P_calc']:.0f}W  Error: {info['P_err_pct']:.1f}%  ZVS: {info['zvs_ok']}") # Disable verify_physics in tight timing loops — adds ~2ms overhead</w:t>
+        <w:t xml:space="preserve">phi1, phi2, phi3, info = </w:t>
+      </w:r>
+      <w:proofErr w:type="spellStart"/>
+      <w:r>
+        <w:rPr>
+          <w:rFonts w:ascii="Courier New" w:eastAsia="Courier New" w:hAnsi="Courier New" w:cs="Courier New"/>
+          <w:color w:val="2C3E50"/>
+          <w:sz w:val="19"/>
+          <w:szCs w:val="19"/>
+        </w:rPr>
+        <w:t>ctrl.step</w:t>
+      </w:r>
+      <w:proofErr w:type="spellEnd"/>
+      <w:r>
+        <w:rPr>
+          <w:rFonts w:ascii="Courier New" w:eastAsia="Courier New" w:hAnsi="Courier New" w:cs="Courier New"/>
+          <w:color w:val="2C3E50"/>
+          <w:sz w:val="19"/>
+          <w:szCs w:val="19"/>
+        </w:rPr>
+        <w:t xml:space="preserve">(     V1=800, V2=798, </w:t>
+      </w:r>
+      <w:proofErr w:type="spellStart"/>
+      <w:r>
+        <w:rPr>
+          <w:rFonts w:ascii="Courier New" w:eastAsia="Courier New" w:hAnsi="Courier New" w:cs="Courier New"/>
+          <w:color w:val="2C3E50"/>
+          <w:sz w:val="19"/>
+          <w:szCs w:val="19"/>
+        </w:rPr>
+        <w:t>iL</w:t>
+      </w:r>
+      <w:proofErr w:type="spellEnd"/>
+      <w:r>
+        <w:rPr>
+          <w:rFonts w:ascii="Courier New" w:eastAsia="Courier New" w:hAnsi="Courier New" w:cs="Courier New"/>
+          <w:color w:val="2C3E50"/>
+          <w:sz w:val="19"/>
+          <w:szCs w:val="19"/>
+        </w:rPr>
+        <w:t xml:space="preserve">=27.5, Pref=20000,     </w:t>
+      </w:r>
+      <w:proofErr w:type="spellStart"/>
+      <w:r>
+        <w:rPr>
+          <w:rFonts w:ascii="Courier New" w:eastAsia="Courier New" w:hAnsi="Courier New" w:cs="Courier New"/>
+          <w:color w:val="2C3E50"/>
+          <w:sz w:val="19"/>
+          <w:szCs w:val="19"/>
+        </w:rPr>
+        <w:t>verify_physics</w:t>
+      </w:r>
+      <w:proofErr w:type="spellEnd"/>
+      <w:r>
+        <w:rPr>
+          <w:rFonts w:ascii="Courier New" w:eastAsia="Courier New" w:hAnsi="Courier New" w:cs="Courier New"/>
+          <w:color w:val="2C3E50"/>
+          <w:sz w:val="19"/>
+          <w:szCs w:val="19"/>
+        </w:rPr>
+        <w:t>=True ) print(</w:t>
+      </w:r>
+      <w:proofErr w:type="spellStart"/>
+      <w:r>
+        <w:rPr>
+          <w:rFonts w:ascii="Courier New" w:eastAsia="Courier New" w:hAnsi="Courier New" w:cs="Courier New"/>
+          <w:color w:val="2C3E50"/>
+          <w:sz w:val="19"/>
+          <w:szCs w:val="19"/>
+        </w:rPr>
+        <w:t>f"Power</w:t>
+      </w:r>
+      <w:proofErr w:type="spellEnd"/>
+      <w:r>
+        <w:rPr>
+          <w:rFonts w:ascii="Courier New" w:eastAsia="Courier New" w:hAnsi="Courier New" w:cs="Courier New"/>
+          <w:color w:val="2C3E50"/>
+          <w:sz w:val="19"/>
+          <w:szCs w:val="19"/>
+        </w:rPr>
+        <w:t>: {info['</w:t>
+      </w:r>
+      <w:proofErr w:type="spellStart"/>
+      <w:r>
+        <w:rPr>
+          <w:rFonts w:ascii="Courier New" w:eastAsia="Courier New" w:hAnsi="Courier New" w:cs="Courier New"/>
+          <w:color w:val="2C3E50"/>
+          <w:sz w:val="19"/>
+          <w:szCs w:val="19"/>
+        </w:rPr>
+        <w:t>P_calc</w:t>
+      </w:r>
+      <w:proofErr w:type="spellEnd"/>
+      <w:r>
+        <w:rPr>
+          <w:rFonts w:ascii="Courier New" w:eastAsia="Courier New" w:hAnsi="Courier New" w:cs="Courier New"/>
+          <w:color w:val="2C3E50"/>
+          <w:sz w:val="19"/>
+          <w:szCs w:val="19"/>
+        </w:rPr>
+        <w:t>']:.0f}W  Error: {info['</w:t>
+      </w:r>
+      <w:proofErr w:type="spellStart"/>
+      <w:r>
+        <w:rPr>
+          <w:rFonts w:ascii="Courier New" w:eastAsia="Courier New" w:hAnsi="Courier New" w:cs="Courier New"/>
+          <w:color w:val="2C3E50"/>
+          <w:sz w:val="19"/>
+          <w:szCs w:val="19"/>
+        </w:rPr>
+        <w:t>P_err_pct</w:t>
+      </w:r>
+      <w:proofErr w:type="spellEnd"/>
+      <w:r>
+        <w:rPr>
+          <w:rFonts w:ascii="Courier New" w:eastAsia="Courier New" w:hAnsi="Courier New" w:cs="Courier New"/>
+          <w:color w:val="2C3E50"/>
+          <w:sz w:val="19"/>
+          <w:szCs w:val="19"/>
+        </w:rPr>
+        <w:t>']:.1f}%  ZVS: {info['</w:t>
+      </w:r>
+      <w:proofErr w:type="spellStart"/>
+      <w:r>
+        <w:rPr>
+          <w:rFonts w:ascii="Courier New" w:eastAsia="Courier New" w:hAnsi="Courier New" w:cs="Courier New"/>
+          <w:color w:val="2C3E50"/>
+          <w:sz w:val="19"/>
+          <w:szCs w:val="19"/>
+        </w:rPr>
+        <w:t>zvs_ok</w:t>
+      </w:r>
+      <w:proofErr w:type="spellEnd"/>
+      <w:r>
+        <w:rPr>
+          <w:rFonts w:ascii="Courier New" w:eastAsia="Courier New" w:hAnsi="Courier New" w:cs="Courier New"/>
+          <w:color w:val="2C3E50"/>
+          <w:sz w:val="19"/>
+          <w:szCs w:val="19"/>
+        </w:rPr>
+        <w:t xml:space="preserve">']}") # Disable </w:t>
+      </w:r>
+      <w:proofErr w:type="spellStart"/>
+      <w:r>
+        <w:rPr>
+          <w:rFonts w:ascii="Courier New" w:eastAsia="Courier New" w:hAnsi="Courier New" w:cs="Courier New"/>
+          <w:color w:val="2C3E50"/>
+          <w:sz w:val="19"/>
+          <w:szCs w:val="19"/>
+        </w:rPr>
+        <w:t>verify_physics</w:t>
+      </w:r>
+      <w:proofErr w:type="spellEnd"/>
+      <w:r>
+        <w:rPr>
+          <w:rFonts w:ascii="Courier New" w:eastAsia="Courier New" w:hAnsi="Courier New" w:cs="Courier New"/>
+          <w:color w:val="2C3E50"/>
+          <w:sz w:val="19"/>
+          <w:szCs w:val="19"/>
+        </w:rPr>
+        <w:t xml:space="preserve"> in tight timing loops — adds ~2ms overhead</w:t>
       </w:r>
     </w:p>
     <w:p>
@@ -3946,9 +5030,11 @@
       <w:pPr>
         <w:pStyle w:val="Heading2"/>
       </w:pPr>
+      <w:proofErr w:type="gramStart"/>
       <w:r>
         <w:t>7.1  pitnn_dab.py</w:t>
       </w:r>
+      <w:proofErr w:type="gramEnd"/>
     </w:p>
     <w:tbl>
       <w:tblPr>
@@ -4261,9 +5347,11 @@
       <w:pPr>
         <w:pStyle w:val="Heading2"/>
       </w:pPr>
+      <w:proofErr w:type="gramStart"/>
       <w:r>
         <w:t>7.2  pitnn_deploy.py</w:t>
       </w:r>
+      <w:proofErr w:type="gramEnd"/>
     </w:p>
     <w:tbl>
       <w:tblPr>
@@ -4507,8 +5595,17 @@
                 <w:sz w:val="20"/>
                 <w:szCs w:val="20"/>
               </w:rPr>
-              <w:t>--mode closed_loop</w:t>
-            </w:r>
+              <w:t xml:space="preserve">--mode </w:t>
+            </w:r>
+            <w:proofErr w:type="spellStart"/>
+            <w:r>
+              <w:rPr>
+                <w:sz w:val="20"/>
+                <w:szCs w:val="20"/>
+              </w:rPr>
+              <w:t>closed_loop</w:t>
+            </w:r>
+            <w:proofErr w:type="spellEnd"/>
           </w:p>
         </w:tc>
         <w:tc>
@@ -4650,7 +5747,23 @@
                 <w:sz w:val="20"/>
                 <w:szCs w:val="20"/>
               </w:rPr>
-              <w:t>Save ONNX + TorchScript for embedded targets</w:t>
+              <w:t xml:space="preserve">Save ONNX + </w:t>
+            </w:r>
+            <w:proofErr w:type="spellStart"/>
+            <w:r>
+              <w:rPr>
+                <w:sz w:val="20"/>
+                <w:szCs w:val="20"/>
+              </w:rPr>
+              <w:t>TorchScript</w:t>
+            </w:r>
+            <w:proofErr w:type="spellEnd"/>
+            <w:r>
+              <w:rPr>
+                <w:sz w:val="20"/>
+                <w:szCs w:val="20"/>
+              </w:rPr>
+              <w:t xml:space="preserve"> for embedded targets</w:t>
             </w:r>
           </w:p>
         </w:tc>
@@ -4864,8 +5977,33 @@
                 <w:szCs w:val="20"/>
               </w:rPr>
               <w:lastRenderedPageBreak/>
-              <w:t>--device cpu/cuda</w:t>
-            </w:r>
+              <w:t xml:space="preserve">--device </w:t>
+            </w:r>
+            <w:proofErr w:type="spellStart"/>
+            <w:r>
+              <w:rPr>
+                <w:sz w:val="20"/>
+                <w:szCs w:val="20"/>
+              </w:rPr>
+              <w:t>cpu</w:t>
+            </w:r>
+            <w:proofErr w:type="spellEnd"/>
+            <w:r>
+              <w:rPr>
+                <w:sz w:val="20"/>
+                <w:szCs w:val="20"/>
+              </w:rPr>
+              <w:t>/</w:t>
+            </w:r>
+            <w:proofErr w:type="spellStart"/>
+            <w:r>
+              <w:rPr>
+                <w:sz w:val="20"/>
+                <w:szCs w:val="20"/>
+              </w:rPr>
+              <w:t>cuda</w:t>
+            </w:r>
+            <w:proofErr w:type="spellEnd"/>
           </w:p>
         </w:tc>
         <w:tc>
@@ -4918,7 +6056,23 @@
                 <w:sz w:val="20"/>
                 <w:szCs w:val="20"/>
               </w:rPr>
-              <w:t>Override compute device</w:t>
+              <w:t xml:space="preserve">Override </w:t>
+            </w:r>
+            <w:proofErr w:type="gramStart"/>
+            <w:r>
+              <w:rPr>
+                <w:sz w:val="20"/>
+                <w:szCs w:val="20"/>
+              </w:rPr>
+              <w:t>compute</w:t>
+            </w:r>
+            <w:proofErr w:type="gramEnd"/>
+            <w:r>
+              <w:rPr>
+                <w:sz w:val="20"/>
+                <w:szCs w:val="20"/>
+              </w:rPr>
+              <w:t xml:space="preserve"> device</w:t>
             </w:r>
           </w:p>
         </w:tc>
@@ -4953,7 +6107,23 @@
                 <w:sz w:val="20"/>
                 <w:szCs w:val="20"/>
               </w:rPr>
-              <w:t>--Vref FLOAT</w:t>
+              <w:t>--</w:t>
+            </w:r>
+            <w:proofErr w:type="spellStart"/>
+            <w:r>
+              <w:rPr>
+                <w:sz w:val="20"/>
+                <w:szCs w:val="20"/>
+              </w:rPr>
+              <w:t>Vref</w:t>
+            </w:r>
+            <w:proofErr w:type="spellEnd"/>
+            <w:r>
+              <w:rPr>
+                <w:sz w:val="20"/>
+                <w:szCs w:val="20"/>
+              </w:rPr>
+              <w:t xml:space="preserve"> FLOAT</w:t>
             </w:r>
           </w:p>
         </w:tc>
@@ -5503,7 +6673,23 @@
                 <w:sz w:val="20"/>
                 <w:szCs w:val="20"/>
               </w:rPr>
-              <w:t>Trained model weights, normalisation stats, hyperparameters</w:t>
+              <w:t xml:space="preserve">Trained model weights, </w:t>
+            </w:r>
+            <w:proofErr w:type="spellStart"/>
+            <w:r>
+              <w:rPr>
+                <w:sz w:val="20"/>
+                <w:szCs w:val="20"/>
+              </w:rPr>
+              <w:t>normalisation</w:t>
+            </w:r>
+            <w:proofErr w:type="spellEnd"/>
+            <w:r>
+              <w:rPr>
+                <w:sz w:val="20"/>
+                <w:szCs w:val="20"/>
+              </w:rPr>
+              <w:t xml:space="preserve"> stats, hyperparameters</w:t>
             </w:r>
           </w:p>
         </w:tc>
@@ -5681,7 +6867,23 @@
                 <w:sz w:val="20"/>
                 <w:szCs w:val="20"/>
               </w:rPr>
-              <w:t>Predicted vs optimal φ_TPS scatter plot for test set</w:t>
+              <w:t xml:space="preserve">Predicted vs optimal </w:t>
+            </w:r>
+            <w:proofErr w:type="spellStart"/>
+            <w:r>
+              <w:rPr>
+                <w:sz w:val="20"/>
+                <w:szCs w:val="20"/>
+              </w:rPr>
+              <w:t>φ_TPS</w:t>
+            </w:r>
+            <w:proofErr w:type="spellEnd"/>
+            <w:r>
+              <w:rPr>
+                <w:sz w:val="20"/>
+                <w:szCs w:val="20"/>
+              </w:rPr>
+              <w:t xml:space="preserve"> scatter plot for test set</w:t>
             </w:r>
           </w:p>
         </w:tc>
@@ -5770,7 +6972,71 @@
                 <w:sz w:val="20"/>
                 <w:szCs w:val="20"/>
               </w:rPr>
-              <w:t>TPS waveforms: vab, nvcd, vL, iL over one switching period</w:t>
+              <w:t xml:space="preserve">TPS waveforms: </w:t>
+            </w:r>
+            <w:proofErr w:type="spellStart"/>
+            <w:r>
+              <w:rPr>
+                <w:sz w:val="20"/>
+                <w:szCs w:val="20"/>
+              </w:rPr>
+              <w:t>vab</w:t>
+            </w:r>
+            <w:proofErr w:type="spellEnd"/>
+            <w:r>
+              <w:rPr>
+                <w:sz w:val="20"/>
+                <w:szCs w:val="20"/>
+              </w:rPr>
+              <w:t xml:space="preserve">, </w:t>
+            </w:r>
+            <w:proofErr w:type="spellStart"/>
+            <w:r>
+              <w:rPr>
+                <w:sz w:val="20"/>
+                <w:szCs w:val="20"/>
+              </w:rPr>
+              <w:t>nvcd</w:t>
+            </w:r>
+            <w:proofErr w:type="spellEnd"/>
+            <w:r>
+              <w:rPr>
+                <w:sz w:val="20"/>
+                <w:szCs w:val="20"/>
+              </w:rPr>
+              <w:t xml:space="preserve">, </w:t>
+            </w:r>
+            <w:proofErr w:type="spellStart"/>
+            <w:r>
+              <w:rPr>
+                <w:sz w:val="20"/>
+                <w:szCs w:val="20"/>
+              </w:rPr>
+              <w:t>vL</w:t>
+            </w:r>
+            <w:proofErr w:type="spellEnd"/>
+            <w:r>
+              <w:rPr>
+                <w:sz w:val="20"/>
+                <w:szCs w:val="20"/>
+              </w:rPr>
+              <w:t xml:space="preserve">, </w:t>
+            </w:r>
+            <w:proofErr w:type="spellStart"/>
+            <w:r>
+              <w:rPr>
+                <w:sz w:val="20"/>
+                <w:szCs w:val="20"/>
+              </w:rPr>
+              <w:t>iL</w:t>
+            </w:r>
+            <w:proofErr w:type="spellEnd"/>
+            <w:r>
+              <w:rPr>
+                <w:sz w:val="20"/>
+                <w:szCs w:val="20"/>
+              </w:rPr>
+              <w:t xml:space="preserve"> over one switching period</w:t>
             </w:r>
           </w:p>
         </w:tc>
@@ -6032,12 +7298,21 @@
             </w:tcMar>
           </w:tcPr>
           <w:p>
-            <w:r>
-              <w:rPr>
-                <w:sz w:val="20"/>
-                <w:szCs w:val="20"/>
-              </w:rPr>
-              <w:t>TorchScript model for C++/Jetson deployment</w:t>
+            <w:proofErr w:type="spellStart"/>
+            <w:r>
+              <w:rPr>
+                <w:sz w:val="20"/>
+                <w:szCs w:val="20"/>
+              </w:rPr>
+              <w:t>TorchScript</w:t>
+            </w:r>
+            <w:proofErr w:type="spellEnd"/>
+            <w:r>
+              <w:rPr>
+                <w:sz w:val="20"/>
+                <w:szCs w:val="20"/>
+              </w:rPr>
+              <w:t xml:space="preserve"> model for C++/Jetson deployment</w:t>
             </w:r>
           </w:p>
         </w:tc>
@@ -6067,13 +7342,24 @@
             </w:tcMar>
           </w:tcPr>
           <w:p>
-            <w:r>
-              <w:rPr>
-                <w:sz w:val="20"/>
-                <w:szCs w:val="20"/>
-              </w:rPr>
-              <w:t>pitnn_model.onnx</w:t>
-            </w:r>
+            <w:proofErr w:type="spellStart"/>
+            <w:r>
+              <w:rPr>
+                <w:sz w:val="20"/>
+                <w:szCs w:val="20"/>
+              </w:rPr>
+              <w:t>pitnn_</w:t>
+            </w:r>
+            <w:proofErr w:type="gramStart"/>
+            <w:r>
+              <w:rPr>
+                <w:sz w:val="20"/>
+                <w:szCs w:val="20"/>
+              </w:rPr>
+              <w:t>model.onnx</w:t>
+            </w:r>
+            <w:proofErr w:type="spellEnd"/>
+            <w:proofErr w:type="gramEnd"/>
           </w:p>
         </w:tc>
         <w:tc>
@@ -6156,6 +7442,7 @@
             </w:tcMar>
           </w:tcPr>
           <w:p>
+            <w:proofErr w:type="spellStart"/>
             <w:r>
               <w:rPr>
                 <w:sz w:val="20"/>
@@ -6163,6 +7450,7 @@
               </w:rPr>
               <w:t>pitnn_mu.npy</w:t>
             </w:r>
+            <w:proofErr w:type="spellEnd"/>
           </w:p>
         </w:tc>
         <w:tc>
@@ -6215,7 +7503,25 @@
                 <w:sz w:val="20"/>
                 <w:szCs w:val="20"/>
               </w:rPr>
-              <w:t>Feature normalisation mean array</w:t>
+              <w:t xml:space="preserve">Feature </w:t>
+            </w:r>
+            <w:proofErr w:type="spellStart"/>
+            <w:proofErr w:type="gramStart"/>
+            <w:r>
+              <w:rPr>
+                <w:sz w:val="20"/>
+                <w:szCs w:val="20"/>
+              </w:rPr>
+              <w:t>normalisation</w:t>
+            </w:r>
+            <w:proofErr w:type="spellEnd"/>
+            <w:proofErr w:type="gramEnd"/>
+            <w:r>
+              <w:rPr>
+                <w:sz w:val="20"/>
+                <w:szCs w:val="20"/>
+              </w:rPr>
+              <w:t xml:space="preserve"> mean array</w:t>
             </w:r>
           </w:p>
         </w:tc>
@@ -6245,6 +7551,7 @@
             </w:tcMar>
           </w:tcPr>
           <w:p>
+            <w:proofErr w:type="spellStart"/>
             <w:r>
               <w:rPr>
                 <w:sz w:val="20"/>
@@ -6252,6 +7559,7 @@
               </w:rPr>
               <w:t>pitnn_sigma.npy</w:t>
             </w:r>
+            <w:proofErr w:type="spellEnd"/>
           </w:p>
         </w:tc>
         <w:tc>
@@ -6304,7 +7612,23 @@
                 <w:sz w:val="20"/>
                 <w:szCs w:val="20"/>
               </w:rPr>
-              <w:t>Feature normalisation standard deviation array</w:t>
+              <w:t xml:space="preserve">Feature </w:t>
+            </w:r>
+            <w:proofErr w:type="spellStart"/>
+            <w:r>
+              <w:rPr>
+                <w:sz w:val="20"/>
+                <w:szCs w:val="20"/>
+              </w:rPr>
+              <w:t>normalisation</w:t>
+            </w:r>
+            <w:proofErr w:type="spellEnd"/>
+            <w:r>
+              <w:rPr>
+                <w:sz w:val="20"/>
+                <w:szCs w:val="20"/>
+              </w:rPr>
+              <w:t xml:space="preserve"> standard deviation array</w:t>
             </w:r>
           </w:p>
         </w:tc>
@@ -6331,7 +7655,15 @@
         <w:spacing w:before="80" w:after="100"/>
       </w:pPr>
       <w:r>
-        <w:t>Follow these stages in order when deploying on real hardware. Do not skip stages — each validates a different part of the system independently.</w:t>
+        <w:t xml:space="preserve">Follow these stages in order when </w:t>
+      </w:r>
+      <w:proofErr w:type="gramStart"/>
+      <w:r>
+        <w:t>deploying on</w:t>
+      </w:r>
+      <w:proofErr w:type="gramEnd"/>
+      <w:r>
+        <w:t xml:space="preserve"> real hardware. Do not skip stages — each validates a different part of the system independently.</w:t>
       </w:r>
     </w:p>
     <w:p>
@@ -6578,7 +7910,23 @@
                 <w:sz w:val="20"/>
                 <w:szCs w:val="20"/>
               </w:rPr>
-              <w:t>Run pitnn_deploy.py --mode closed_loop. PITNN controls a simulated plant.</w:t>
+              <w:t xml:space="preserve">Run pitnn_deploy.py --mode </w:t>
+            </w:r>
+            <w:proofErr w:type="spellStart"/>
+            <w:r>
+              <w:rPr>
+                <w:sz w:val="20"/>
+                <w:szCs w:val="20"/>
+              </w:rPr>
+              <w:t>closed_loop</w:t>
+            </w:r>
+            <w:proofErr w:type="spellEnd"/>
+            <w:r>
+              <w:rPr>
+                <w:sz w:val="20"/>
+                <w:szCs w:val="20"/>
+              </w:rPr>
+              <w:t>. PITNN controls a simulated plant.</w:t>
             </w:r>
           </w:p>
         </w:tc>
@@ -6605,7 +7953,39 @@
                 <w:sz w:val="20"/>
                 <w:szCs w:val="20"/>
               </w:rPr>
-              <w:t>V2 converges to Vref within 500 cycles. Power error &lt; 5% at 20–50kW.</w:t>
+              <w:t xml:space="preserve">V2 converges </w:t>
+            </w:r>
+            <w:proofErr w:type="gramStart"/>
+            <w:r>
+              <w:rPr>
+                <w:sz w:val="20"/>
+                <w:szCs w:val="20"/>
+              </w:rPr>
+              <w:t>to</w:t>
+            </w:r>
+            <w:proofErr w:type="gramEnd"/>
+            <w:r>
+              <w:rPr>
+                <w:sz w:val="20"/>
+                <w:szCs w:val="20"/>
+              </w:rPr>
+              <w:t xml:space="preserve"> </w:t>
+            </w:r>
+            <w:proofErr w:type="spellStart"/>
+            <w:r>
+              <w:rPr>
+                <w:sz w:val="20"/>
+                <w:szCs w:val="20"/>
+              </w:rPr>
+              <w:t>Vref</w:t>
+            </w:r>
+            <w:proofErr w:type="spellEnd"/>
+            <w:r>
+              <w:rPr>
+                <w:sz w:val="20"/>
+                <w:szCs w:val="20"/>
+              </w:rPr>
+              <w:t xml:space="preserve"> within 500 cycles. Power error &lt; 5% at 20–50kW.</w:t>
             </w:r>
           </w:p>
         </w:tc>
@@ -6694,7 +8074,23 @@
                 <w:sz w:val="20"/>
                 <w:szCs w:val="20"/>
               </w:rPr>
-              <w:t>Connect dSPACE / Typhoon HIL / OPAL-RT as plant. PITNN on target embedded hardware sends real PWM signals.</w:t>
+              <w:t xml:space="preserve">Connect </w:t>
+            </w:r>
+            <w:proofErr w:type="spellStart"/>
+            <w:r>
+              <w:rPr>
+                <w:sz w:val="20"/>
+                <w:szCs w:val="20"/>
+              </w:rPr>
+              <w:t>dSPACE</w:t>
+            </w:r>
+            <w:proofErr w:type="spellEnd"/>
+            <w:r>
+              <w:rPr>
+                <w:sz w:val="20"/>
+                <w:szCs w:val="20"/>
+              </w:rPr>
+              <w:t xml:space="preserve"> / Typhoon HIL / OPAL-RT as plant. PITNN on target embedded hardware sends real PWM signals.</w:t>
             </w:r>
           </w:p>
         </w:tc>
@@ -6721,7 +8117,23 @@
                 <w:sz w:val="20"/>
                 <w:szCs w:val="20"/>
               </w:rPr>
-              <w:t>Same accuracy as Stage A. No timing overruns at fsw.</w:t>
+              <w:t xml:space="preserve">Same accuracy as Stage A. No timing overruns at </w:t>
+            </w:r>
+            <w:proofErr w:type="spellStart"/>
+            <w:r>
+              <w:rPr>
+                <w:sz w:val="20"/>
+                <w:szCs w:val="20"/>
+              </w:rPr>
+              <w:t>fsw</w:t>
+            </w:r>
+            <w:proofErr w:type="spellEnd"/>
+            <w:r>
+              <w:rPr>
+                <w:sz w:val="20"/>
+                <w:szCs w:val="20"/>
+              </w:rPr>
+              <w:t>.</w:t>
             </w:r>
           </w:p>
         </w:tc>
@@ -6810,7 +8222,71 @@
                 <w:sz w:val="20"/>
                 <w:szCs w:val="20"/>
               </w:rPr>
-              <w:t>Run at fixed φ_TPS set manually. Measure vab, nvcd, iL on scope at 2–5 µs/div.</w:t>
+              <w:t xml:space="preserve">Run at fixed </w:t>
+            </w:r>
+            <w:proofErr w:type="spellStart"/>
+            <w:r>
+              <w:rPr>
+                <w:sz w:val="20"/>
+                <w:szCs w:val="20"/>
+              </w:rPr>
+              <w:t>φ_TPS</w:t>
+            </w:r>
+            <w:proofErr w:type="spellEnd"/>
+            <w:r>
+              <w:rPr>
+                <w:sz w:val="20"/>
+                <w:szCs w:val="20"/>
+              </w:rPr>
+              <w:t xml:space="preserve"> set manually. Measure </w:t>
+            </w:r>
+            <w:proofErr w:type="spellStart"/>
+            <w:r>
+              <w:rPr>
+                <w:sz w:val="20"/>
+                <w:szCs w:val="20"/>
+              </w:rPr>
+              <w:t>vab</w:t>
+            </w:r>
+            <w:proofErr w:type="spellEnd"/>
+            <w:r>
+              <w:rPr>
+                <w:sz w:val="20"/>
+                <w:szCs w:val="20"/>
+              </w:rPr>
+              <w:t xml:space="preserve">, </w:t>
+            </w:r>
+            <w:proofErr w:type="spellStart"/>
+            <w:r>
+              <w:rPr>
+                <w:sz w:val="20"/>
+                <w:szCs w:val="20"/>
+              </w:rPr>
+              <w:t>nvcd</w:t>
+            </w:r>
+            <w:proofErr w:type="spellEnd"/>
+            <w:r>
+              <w:rPr>
+                <w:sz w:val="20"/>
+                <w:szCs w:val="20"/>
+              </w:rPr>
+              <w:t xml:space="preserve">, </w:t>
+            </w:r>
+            <w:proofErr w:type="spellStart"/>
+            <w:r>
+              <w:rPr>
+                <w:sz w:val="20"/>
+                <w:szCs w:val="20"/>
+              </w:rPr>
+              <w:t>iL</w:t>
+            </w:r>
+            <w:proofErr w:type="spellEnd"/>
+            <w:r>
+              <w:rPr>
+                <w:sz w:val="20"/>
+                <w:szCs w:val="20"/>
+              </w:rPr>
+              <w:t xml:space="preserve"> on scope at 2–5 µs/div.</w:t>
             </w:r>
           </w:p>
         </w:tc>
@@ -6837,7 +8313,23 @@
                 <w:sz w:val="20"/>
                 <w:szCs w:val="20"/>
               </w:rPr>
-              <w:t>Three-level waveforms visible. Trapezoidal iL shape. Matches simulation output.</w:t>
+              <w:t xml:space="preserve">Three-level waveforms visible. Trapezoidal </w:t>
+            </w:r>
+            <w:proofErr w:type="spellStart"/>
+            <w:r>
+              <w:rPr>
+                <w:sz w:val="20"/>
+                <w:szCs w:val="20"/>
+              </w:rPr>
+              <w:t>iL</w:t>
+            </w:r>
+            <w:proofErr w:type="spellEnd"/>
+            <w:r>
+              <w:rPr>
+                <w:sz w:val="20"/>
+                <w:szCs w:val="20"/>
+              </w:rPr>
+              <w:t xml:space="preserve"> shape. Matches simulation output.</w:t>
             </w:r>
           </w:p>
         </w:tc>
@@ -7841,7 +9333,15 @@
           </w:tcPr>
           <w:p>
             <w:r>
-              <w:t>20kW–150kW (DC fast charging):   V1_NOM=800V, LK=4e-6  in pitnn_dab.py</w:t>
+              <w:t>20kW–150kW (DC fast charging):   V1_NOM=800V, LK=4e-</w:t>
+            </w:r>
+            <w:proofErr w:type="gramStart"/>
+            <w:r>
+              <w:t>6  in</w:t>
+            </w:r>
+            <w:proofErr w:type="gramEnd"/>
+            <w:r>
+              <w:t xml:space="preserve"> pitnn_dab.py</w:t>
             </w:r>
           </w:p>
         </w:tc>
@@ -7872,7 +9372,15 @@
           </w:tcPr>
           <w:p>
             <w:r>
-              <w:t>100kW–500kW (grid storage):      V1_NOM=1500V, LK=5e-6  in pitnn_dab.py</w:t>
+              <w:t>100kW–500kW (grid storage):      V1_NOM=1500V, LK=5e-</w:t>
+            </w:r>
+            <w:proofErr w:type="gramStart"/>
+            <w:r>
+              <w:t>6  in</w:t>
+            </w:r>
+            <w:proofErr w:type="gramEnd"/>
+            <w:r>
+              <w:t xml:space="preserve"> pitnn_dab.py</w:t>
             </w:r>
           </w:p>
         </w:tc>
@@ -7903,7 +9411,31 @@
           </w:tcPr>
           <w:p>
             <w:r>
-              <w:t>Update Pref_range in generate_dataset() to match the new range.</w:t>
+              <w:t xml:space="preserve">Update </w:t>
+            </w:r>
+            <w:proofErr w:type="spellStart"/>
+            <w:r>
+              <w:t>Pref_range</w:t>
+            </w:r>
+            <w:proofErr w:type="spellEnd"/>
+            <w:r>
+              <w:t xml:space="preserve"> in </w:t>
+            </w:r>
+            <w:proofErr w:type="spellStart"/>
+            <w:r>
+              <w:t>generate_</w:t>
+            </w:r>
+            <w:proofErr w:type="gramStart"/>
+            <w:r>
+              <w:t>dataset</w:t>
+            </w:r>
+            <w:proofErr w:type="spellEnd"/>
+            <w:r>
+              <w:t>(</w:t>
+            </w:r>
+            <w:proofErr w:type="gramEnd"/>
+            <w:r>
+              <w:t>) to match the new range.</w:t>
             </w:r>
           </w:p>
         </w:tc>
@@ -8105,13 +9637,31 @@
             </w:tcMar>
           </w:tcPr>
           <w:p>
-            <w:r>
-              <w:rPr>
-                <w:sz w:val="20"/>
-                <w:szCs w:val="20"/>
-              </w:rPr>
-              <w:t>ModuleNotFoundError: pitnn_dab</w:t>
-            </w:r>
+            <w:proofErr w:type="spellStart"/>
+            <w:r>
+              <w:rPr>
+                <w:sz w:val="20"/>
+                <w:szCs w:val="20"/>
+              </w:rPr>
+              <w:t>ModuleNotFoundError</w:t>
+            </w:r>
+            <w:proofErr w:type="spellEnd"/>
+            <w:r>
+              <w:rPr>
+                <w:sz w:val="20"/>
+                <w:szCs w:val="20"/>
+              </w:rPr>
+              <w:t xml:space="preserve">: </w:t>
+            </w:r>
+            <w:proofErr w:type="spellStart"/>
+            <w:r>
+              <w:rPr>
+                <w:sz w:val="20"/>
+                <w:szCs w:val="20"/>
+              </w:rPr>
+              <w:t>pitnn_dab</w:t>
+            </w:r>
+            <w:proofErr w:type="spellEnd"/>
           </w:p>
         </w:tc>
         <w:tc>
@@ -8194,12 +9744,21 @@
             </w:tcMar>
           </w:tcPr>
           <w:p>
-            <w:r>
-              <w:rPr>
-                <w:sz w:val="20"/>
-                <w:szCs w:val="20"/>
-              </w:rPr>
-              <w:t>FileNotFoundError: pitnn_dab_checkpoint.pt</w:t>
+            <w:proofErr w:type="spellStart"/>
+            <w:r>
+              <w:rPr>
+                <w:sz w:val="20"/>
+                <w:szCs w:val="20"/>
+              </w:rPr>
+              <w:t>FileNotFoundError</w:t>
+            </w:r>
+            <w:proofErr w:type="spellEnd"/>
+            <w:r>
+              <w:rPr>
+                <w:sz w:val="20"/>
+                <w:szCs w:val="20"/>
+              </w:rPr>
+              <w:t>: pitnn_dab_checkpoint.pt</w:t>
             </w:r>
           </w:p>
         </w:tc>
@@ -8342,7 +9901,55 @@
                 <w:sz w:val="20"/>
                 <w:szCs w:val="20"/>
               </w:rPr>
-              <w:t>Reduce batch_size to 32 or 16 in the train_pitnn() call in pitnn_dab.py.</w:t>
+              <w:t xml:space="preserve">Reduce </w:t>
+            </w:r>
+            <w:proofErr w:type="spellStart"/>
+            <w:r>
+              <w:rPr>
+                <w:sz w:val="20"/>
+                <w:szCs w:val="20"/>
+              </w:rPr>
+              <w:t>batch_size</w:t>
+            </w:r>
+            <w:proofErr w:type="spellEnd"/>
+            <w:r>
+              <w:rPr>
+                <w:sz w:val="20"/>
+                <w:szCs w:val="20"/>
+              </w:rPr>
+              <w:t xml:space="preserve"> to 32 or 16 in the </w:t>
+            </w:r>
+            <w:proofErr w:type="spellStart"/>
+            <w:r>
+              <w:rPr>
+                <w:sz w:val="20"/>
+                <w:szCs w:val="20"/>
+              </w:rPr>
+              <w:t>train_</w:t>
+            </w:r>
+            <w:proofErr w:type="gramStart"/>
+            <w:r>
+              <w:rPr>
+                <w:sz w:val="20"/>
+                <w:szCs w:val="20"/>
+              </w:rPr>
+              <w:t>pitnn</w:t>
+            </w:r>
+            <w:proofErr w:type="spellEnd"/>
+            <w:r>
+              <w:rPr>
+                <w:sz w:val="20"/>
+                <w:szCs w:val="20"/>
+              </w:rPr>
+              <w:t>(</w:t>
+            </w:r>
+            <w:proofErr w:type="gramEnd"/>
+            <w:r>
+              <w:rPr>
+                <w:sz w:val="20"/>
+                <w:szCs w:val="20"/>
+              </w:rPr>
+              <w:t>) call in pitnn_dab.py.</w:t>
             </w:r>
           </w:p>
         </w:tc>
@@ -8431,7 +10038,55 @@
                 <w:sz w:val="20"/>
                 <w:szCs w:val="20"/>
               </w:rPr>
-              <w:t>Check that the video shows waveforms on a dark background. Try a different reference frame by adjusting ref_idx in _detect_panels().</w:t>
+              <w:t xml:space="preserve">Check that the video shows waveforms on a dark background. Try a different reference frame by adjusting </w:t>
+            </w:r>
+            <w:proofErr w:type="spellStart"/>
+            <w:r>
+              <w:rPr>
+                <w:sz w:val="20"/>
+                <w:szCs w:val="20"/>
+              </w:rPr>
+              <w:t>ref_idx</w:t>
+            </w:r>
+            <w:proofErr w:type="spellEnd"/>
+            <w:r>
+              <w:rPr>
+                <w:sz w:val="20"/>
+                <w:szCs w:val="20"/>
+              </w:rPr>
+              <w:t xml:space="preserve"> in _</w:t>
+            </w:r>
+            <w:proofErr w:type="spellStart"/>
+            <w:r>
+              <w:rPr>
+                <w:sz w:val="20"/>
+                <w:szCs w:val="20"/>
+              </w:rPr>
+              <w:t>detect_</w:t>
+            </w:r>
+            <w:proofErr w:type="gramStart"/>
+            <w:r>
+              <w:rPr>
+                <w:sz w:val="20"/>
+                <w:szCs w:val="20"/>
+              </w:rPr>
+              <w:t>panels</w:t>
+            </w:r>
+            <w:proofErr w:type="spellEnd"/>
+            <w:r>
+              <w:rPr>
+                <w:sz w:val="20"/>
+                <w:szCs w:val="20"/>
+              </w:rPr>
+              <w:t>(</w:t>
+            </w:r>
+            <w:proofErr w:type="gramEnd"/>
+            <w:r>
+              <w:rPr>
+                <w:sz w:val="20"/>
+                <w:szCs w:val="20"/>
+              </w:rPr>
+              <w:t>).</w:t>
             </w:r>
           </w:p>
         </w:tc>
@@ -8733,7 +10388,147 @@
           <w:sz w:val="19"/>
           <w:szCs w:val="19"/>
         </w:rPr>
-        <w:t># ── TRAINING ───────────────────────────────────────────────────── python pitnn_dab.py                          # synthetic data only python pitnn_dab.py --video scope.mp4        # with oscilloscope video  # ── DEPLOYMENT ─────────────────────────────────────────────────── python pitnn_deploy.py                       # demo mode (default) python pitnn_deploy.py --mode demo python pitnn_deploy.py --mode closed_loop --Vref 800 --Pmax 50000 python pitnn_deploy.py --mode export python pitnn_deploy.py --mode hardware --duration 60  # ── INTEGRATION IN YOUR CODE ──────────────────────────────────── from pitnn_deploy import DeployedController ctrl = DeployedController('pitnn_dab_checkpoint.pt') phi1, phi2, phi3 = ctrl.step(V1, V2, iL, Pref)</w:t>
+        <w:t xml:space="preserve"># ── TRAINING ───────────────────────────────────────────────────── python pitnn_dab.py                          # synthetic data only python pitnn_dab.py --video scope.mp4        # with oscilloscope video  # ── DEPLOYMENT ─────────────────────────────────────────────────── python pitnn_deploy.py                       # demo mode (default) python pitnn_deploy.py --mode demo python pitnn_deploy.py --mode </w:t>
+      </w:r>
+      <w:proofErr w:type="spellStart"/>
+      <w:r>
+        <w:rPr>
+          <w:rFonts w:ascii="Courier New" w:eastAsia="Courier New" w:hAnsi="Courier New" w:cs="Courier New"/>
+          <w:color w:val="2C3E50"/>
+          <w:sz w:val="19"/>
+          <w:szCs w:val="19"/>
+        </w:rPr>
+        <w:t>closed_loop</w:t>
+      </w:r>
+      <w:proofErr w:type="spellEnd"/>
+      <w:r>
+        <w:rPr>
+          <w:rFonts w:ascii="Courier New" w:eastAsia="Courier New" w:hAnsi="Courier New" w:cs="Courier New"/>
+          <w:color w:val="2C3E50"/>
+          <w:sz w:val="19"/>
+          <w:szCs w:val="19"/>
+        </w:rPr>
+        <w:t xml:space="preserve"> --</w:t>
+      </w:r>
+      <w:proofErr w:type="spellStart"/>
+      <w:r>
+        <w:rPr>
+          <w:rFonts w:ascii="Courier New" w:eastAsia="Courier New" w:hAnsi="Courier New" w:cs="Courier New"/>
+          <w:color w:val="2C3E50"/>
+          <w:sz w:val="19"/>
+          <w:szCs w:val="19"/>
+        </w:rPr>
+        <w:t>Vref</w:t>
+      </w:r>
+      <w:proofErr w:type="spellEnd"/>
+      <w:r>
+        <w:rPr>
+          <w:rFonts w:ascii="Courier New" w:eastAsia="Courier New" w:hAnsi="Courier New" w:cs="Courier New"/>
+          <w:color w:val="2C3E50"/>
+          <w:sz w:val="19"/>
+          <w:szCs w:val="19"/>
+        </w:rPr>
+        <w:t xml:space="preserve"> 800 --Pmax 50000 python pitnn_deploy.py --mode export python pitnn_deploy.py --mode hardware --duration 60  # ── INTEGRATION IN YOUR CODE ──────────────────────────────────── from </w:t>
+      </w:r>
+      <w:proofErr w:type="spellStart"/>
+      <w:r>
+        <w:rPr>
+          <w:rFonts w:ascii="Courier New" w:eastAsia="Courier New" w:hAnsi="Courier New" w:cs="Courier New"/>
+          <w:color w:val="2C3E50"/>
+          <w:sz w:val="19"/>
+          <w:szCs w:val="19"/>
+        </w:rPr>
+        <w:t>pitnn_deploy</w:t>
+      </w:r>
+      <w:proofErr w:type="spellEnd"/>
+      <w:r>
+        <w:rPr>
+          <w:rFonts w:ascii="Courier New" w:eastAsia="Courier New" w:hAnsi="Courier New" w:cs="Courier New"/>
+          <w:color w:val="2C3E50"/>
+          <w:sz w:val="19"/>
+          <w:szCs w:val="19"/>
+        </w:rPr>
+        <w:t xml:space="preserve"> import </w:t>
+      </w:r>
+      <w:proofErr w:type="spellStart"/>
+      <w:r>
+        <w:rPr>
+          <w:rFonts w:ascii="Courier New" w:eastAsia="Courier New" w:hAnsi="Courier New" w:cs="Courier New"/>
+          <w:color w:val="2C3E50"/>
+          <w:sz w:val="19"/>
+          <w:szCs w:val="19"/>
+        </w:rPr>
+        <w:t>DeployedController</w:t>
+      </w:r>
+      <w:proofErr w:type="spellEnd"/>
+      <w:r>
+        <w:rPr>
+          <w:rFonts w:ascii="Courier New" w:eastAsia="Courier New" w:hAnsi="Courier New" w:cs="Courier New"/>
+          <w:color w:val="2C3E50"/>
+          <w:sz w:val="19"/>
+          <w:szCs w:val="19"/>
+        </w:rPr>
+        <w:t xml:space="preserve"> ctrl = </w:t>
+      </w:r>
+      <w:proofErr w:type="spellStart"/>
+      <w:r>
+        <w:rPr>
+          <w:rFonts w:ascii="Courier New" w:eastAsia="Courier New" w:hAnsi="Courier New" w:cs="Courier New"/>
+          <w:color w:val="2C3E50"/>
+          <w:sz w:val="19"/>
+          <w:szCs w:val="19"/>
+        </w:rPr>
+        <w:t>DeployedController</w:t>
+      </w:r>
+      <w:proofErr w:type="spellEnd"/>
+      <w:r>
+        <w:rPr>
+          <w:rFonts w:ascii="Courier New" w:eastAsia="Courier New" w:hAnsi="Courier New" w:cs="Courier New"/>
+          <w:color w:val="2C3E50"/>
+          <w:sz w:val="19"/>
+          <w:szCs w:val="19"/>
+        </w:rPr>
+        <w:t xml:space="preserve">('pitnn_dab_checkpoint.pt') phi1, phi2, phi3 = </w:t>
+      </w:r>
+      <w:proofErr w:type="spellStart"/>
+      <w:r>
+        <w:rPr>
+          <w:rFonts w:ascii="Courier New" w:eastAsia="Courier New" w:hAnsi="Courier New" w:cs="Courier New"/>
+          <w:color w:val="2C3E50"/>
+          <w:sz w:val="19"/>
+          <w:szCs w:val="19"/>
+        </w:rPr>
+        <w:t>ctrl.step</w:t>
+      </w:r>
+      <w:proofErr w:type="spellEnd"/>
+      <w:r>
+        <w:rPr>
+          <w:rFonts w:ascii="Courier New" w:eastAsia="Courier New" w:hAnsi="Courier New" w:cs="Courier New"/>
+          <w:color w:val="2C3E50"/>
+          <w:sz w:val="19"/>
+          <w:szCs w:val="19"/>
+        </w:rPr>
+        <w:t xml:space="preserve">(V1, V2, </w:t>
+      </w:r>
+      <w:proofErr w:type="spellStart"/>
+      <w:r>
+        <w:rPr>
+          <w:rFonts w:ascii="Courier New" w:eastAsia="Courier New" w:hAnsi="Courier New" w:cs="Courier New"/>
+          <w:color w:val="2C3E50"/>
+          <w:sz w:val="19"/>
+          <w:szCs w:val="19"/>
+        </w:rPr>
+        <w:t>iL</w:t>
+      </w:r>
+      <w:proofErr w:type="spellEnd"/>
+      <w:r>
+        <w:rPr>
+          <w:rFonts w:ascii="Courier New" w:eastAsia="Courier New" w:hAnsi="Courier New" w:cs="Courier New"/>
+          <w:color w:val="2C3E50"/>
+          <w:sz w:val="19"/>
+          <w:szCs w:val="19"/>
+        </w:rPr>
+        <w:t>, Pref)</w:t>
       </w:r>
     </w:p>
     <w:p>
@@ -8816,7 +10611,25 @@
           <w:sz w:val="20"/>
           <w:szCs w:val="20"/>
         </w:rPr>
-        <w:t>Mississippi State University  |  2026</w:t>
+        <w:t xml:space="preserve">Mississippi State </w:t>
+      </w:r>
+      <w:proofErr w:type="gramStart"/>
+      <w:r>
+        <w:rPr>
+          <w:color w:val="5D6D7E"/>
+          <w:sz w:val="20"/>
+          <w:szCs w:val="20"/>
+        </w:rPr>
+        <w:t>University  |</w:t>
+      </w:r>
+      <w:proofErr w:type="gramEnd"/>
+      <w:r>
+        <w:rPr>
+          <w:color w:val="5D6D7E"/>
+          <w:sz w:val="20"/>
+          <w:szCs w:val="20"/>
+        </w:rPr>
+        <w:t xml:space="preserve">  2026</w:t>
       </w:r>
     </w:p>
     <w:sectPr>
